--- a/江西理工大学/江西理工大学信息整理.docx
+++ b/江西理工大学/江西理工大学信息整理.docx
@@ -61,7 +61,7 @@
           <w:szCs w:val="13"/>
           <w:bdr w:val="none" w:color="auto" w:sz="0" w:space="0"/>
         </w:rPr>
-        <w:t>一、四大校区概况</w:t>
+        <w:t>一、学校定位</w:t>
       </w:r>
     </w:p>
     <w:p>
@@ -87,6 +87,71 @@
       </w:pPr>
       <w:r>
         <w:rPr>
+          <w:rFonts w:ascii="宋体" w:hAnsi="宋体" w:eastAsia="宋体" w:cs="宋体"/>
+          <w:color w:val="000000"/>
+          <w:kern w:val="0"/>
+          <w:sz w:val="13"/>
+          <w:szCs w:val="13"/>
+          <w:bdr w:val="none" w:color="auto" w:sz="0" w:space="0"/>
+          <w:lang w:val="en-US" w:eastAsia="zh-CN" w:bidi="ar"/>
+        </w:rPr>
+        <w:t>江西理工大学是江西省人民政府、工信部、教育部共建高校，原冶金工业部直属，入选中西部高校基础能力建设工程，素有 "有色冶金人才摇篮"" 稀土科教黄埔 " 之称。学校以工学为主，拥有本 - 硕 - 博完整学位授予权，在有色金属（钨、铜、稀土、锂电）领域行业认可度高。</w:t>
+      </w:r>
+    </w:p>
+    <w:p>
+      <w:pPr>
+        <w:pStyle w:val="3"/>
+        <w:keepNext w:val="0"/>
+        <w:keepLines w:val="0"/>
+        <w:widowControl/>
+        <w:suppressLineNumbers w:val="0"/>
+        <w:pBdr>
+          <w:top w:val="none" w:color="auto" w:sz="0" w:space="0"/>
+          <w:left w:val="none" w:color="auto" w:sz="0" w:space="0"/>
+          <w:bottom w:val="none" w:color="auto" w:sz="0" w:space="0"/>
+          <w:right w:val="none" w:color="auto" w:sz="0" w:space="0"/>
+        </w:pBdr>
+        <w:spacing w:before="0" w:beforeAutospacing="0" w:after="0" w:afterAutospacing="0" w:line="206" w:lineRule="atLeast"/>
+        <w:ind w:left="0" w:right="0"/>
+        <w:rPr>
+          <w:color w:val="000000"/>
+          <w:sz w:val="13"/>
+          <w:szCs w:val="13"/>
+        </w:rPr>
+      </w:pPr>
+      <w:r>
+        <w:rPr>
+          <w:color w:val="000000"/>
+          <w:sz w:val="13"/>
+          <w:szCs w:val="13"/>
+          <w:bdr w:val="none" w:color="auto" w:sz="0" w:space="0"/>
+        </w:rPr>
+        <w:t>二、王牌与优势专业</w:t>
+      </w:r>
+    </w:p>
+    <w:p>
+      <w:pPr>
+        <w:keepNext w:val="0"/>
+        <w:keepLines w:val="0"/>
+        <w:widowControl/>
+        <w:suppressLineNumbers w:val="0"/>
+        <w:pBdr>
+          <w:top w:val="none" w:color="auto" w:sz="0" w:space="0"/>
+          <w:left w:val="none" w:color="auto" w:sz="0" w:space="0"/>
+          <w:bottom w:val="none" w:color="auto" w:sz="0" w:space="0"/>
+          <w:right w:val="none" w:color="auto" w:sz="0" w:space="0"/>
+        </w:pBdr>
+        <w:spacing w:before="0" w:beforeAutospacing="0" w:after="0" w:afterAutospacing="0" w:line="206" w:lineRule="atLeast"/>
+        <w:ind w:left="0" w:right="0"/>
+        <w:jc w:val="left"/>
+        <w:rPr>
+          <w:color w:val="000000"/>
+          <w:sz w:val="13"/>
+          <w:szCs w:val="13"/>
+        </w:rPr>
+      </w:pPr>
+      <w:r>
+        <w:rPr>
           <w:rStyle w:val="6"/>
           <w:rFonts w:ascii="宋体" w:hAnsi="宋体" w:eastAsia="宋体" w:cs="宋体"/>
           <w:color w:val="000000"/>
@@ -96,7 +161,101 @@
           <w:bdr w:val="none" w:color="auto" w:sz="0" w:space="0"/>
           <w:lang w:val="en-US" w:eastAsia="zh-CN" w:bidi="ar"/>
         </w:rPr>
-        <w:t>1. 红旗校区（校本部）</w:t>
+        <w:t>国家级特色专业（传统王牌）：</w:t>
+      </w:r>
+      <w:r>
+        <w:rPr>
+          <w:rFonts w:ascii="宋体" w:hAnsi="宋体" w:eastAsia="宋体" w:cs="宋体"/>
+          <w:color w:val="000000"/>
+          <w:kern w:val="0"/>
+          <w:sz w:val="13"/>
+          <w:szCs w:val="13"/>
+          <w:bdr w:val="none" w:color="auto" w:sz="0" w:space="0"/>
+          <w:lang w:val="en-US" w:eastAsia="zh-CN" w:bidi="ar"/>
+        </w:rPr>
+        <w:t xml:space="preserve"> 冶金工程、采矿工程、机械工程</w:t>
+      </w:r>
+    </w:p>
+    <w:p>
+      <w:pPr>
+        <w:keepNext w:val="0"/>
+        <w:keepLines w:val="0"/>
+        <w:widowControl/>
+        <w:suppressLineNumbers w:val="0"/>
+        <w:pBdr>
+          <w:top w:val="none" w:color="auto" w:sz="0" w:space="0"/>
+          <w:left w:val="none" w:color="auto" w:sz="0" w:space="0"/>
+          <w:bottom w:val="none" w:color="auto" w:sz="0" w:space="0"/>
+          <w:right w:val="none" w:color="auto" w:sz="0" w:space="0"/>
+        </w:pBdr>
+        <w:spacing w:before="0" w:beforeAutospacing="0" w:after="0" w:afterAutospacing="0" w:line="206" w:lineRule="atLeast"/>
+        <w:ind w:left="0" w:right="0"/>
+        <w:jc w:val="left"/>
+        <w:rPr>
+          <w:color w:val="000000"/>
+          <w:sz w:val="13"/>
+          <w:szCs w:val="13"/>
+        </w:rPr>
+      </w:pPr>
+      <w:r>
+        <w:rPr>
+          <w:rStyle w:val="6"/>
+          <w:rFonts w:ascii="宋体" w:hAnsi="宋体" w:eastAsia="宋体" w:cs="宋体"/>
+          <w:color w:val="000000"/>
+          <w:kern w:val="0"/>
+          <w:sz w:val="13"/>
+          <w:szCs w:val="13"/>
+          <w:bdr w:val="none" w:color="auto" w:sz="0" w:space="0"/>
+          <w:lang w:val="en-US" w:eastAsia="zh-CN" w:bidi="ar"/>
+        </w:rPr>
+        <w:t>江西省一流建设学科：</w:t>
+      </w:r>
+      <w:r>
+        <w:rPr>
+          <w:rFonts w:ascii="宋体" w:hAnsi="宋体" w:eastAsia="宋体" w:cs="宋体"/>
+          <w:color w:val="000000"/>
+          <w:kern w:val="0"/>
+          <w:sz w:val="13"/>
+          <w:szCs w:val="13"/>
+          <w:bdr w:val="none" w:color="auto" w:sz="0" w:space="0"/>
+          <w:lang w:val="en-US" w:eastAsia="zh-CN" w:bidi="ar"/>
+        </w:rPr>
+        <w:t xml:space="preserve"> 冶金工程、矿业工程、材料科学与工程</w:t>
+      </w:r>
+    </w:p>
+    <w:p>
+      <w:pPr>
+        <w:keepNext w:val="0"/>
+        <w:keepLines w:val="0"/>
+        <w:widowControl/>
+        <w:suppressLineNumbers w:val="0"/>
+        <w:pBdr>
+          <w:top w:val="none" w:color="auto" w:sz="0" w:space="0"/>
+          <w:left w:val="none" w:color="auto" w:sz="0" w:space="0"/>
+          <w:bottom w:val="none" w:color="auto" w:sz="0" w:space="0"/>
+          <w:right w:val="none" w:color="auto" w:sz="0" w:space="0"/>
+        </w:pBdr>
+        <w:spacing w:before="0" w:beforeAutospacing="0" w:after="0" w:afterAutospacing="0" w:line="206" w:lineRule="atLeast"/>
+        <w:ind w:left="0" w:right="0"/>
+        <w:jc w:val="left"/>
+        <w:rPr>
+          <w:color w:val="000000"/>
+          <w:sz w:val="13"/>
+          <w:szCs w:val="13"/>
+        </w:rPr>
+      </w:pPr>
+      <w:r>
+        <w:rPr>
+          <w:rStyle w:val="6"/>
+          <w:rFonts w:ascii="宋体" w:hAnsi="宋体" w:eastAsia="宋体" w:cs="宋体"/>
+          <w:color w:val="000000"/>
+          <w:kern w:val="0"/>
+          <w:sz w:val="13"/>
+          <w:szCs w:val="13"/>
+          <w:bdr w:val="none" w:color="auto" w:sz="0" w:space="0"/>
+          <w:lang w:val="en-US" w:eastAsia="zh-CN" w:bidi="ar"/>
+        </w:rPr>
+        <w:t>国家一流本科专业建设点（代表性）：</w:t>
       </w:r>
     </w:p>
     <w:p>
@@ -130,7 +289,7 @@
           <w:szCs w:val="13"/>
           <w:bdr w:val="none" w:color="auto" w:sz="0" w:space="0"/>
         </w:rPr>
-        <w:t>位置：赣州市章贡区红旗大道 86 号</w:t>
+        <w:t>工科类：冶金工程、采矿工程、矿物加工工程、金属材料工程、材料科学与工程、机械工程、机械电子工程、自动化、电气工程及其自动化、计算机科学与技术、测绘工程、化学工程与工艺、应用化学</w:t>
       </w:r>
     </w:p>
     <w:p>
@@ -164,75 +323,38 @@
           <w:szCs w:val="13"/>
           <w:bdr w:val="none" w:color="auto" w:sz="0" w:space="0"/>
         </w:rPr>
-        <w:t>特点：校园面积较小，设施齐全</w:t>
-      </w:r>
-    </w:p>
-    <w:p>
-      <w:pPr>
-        <w:keepNext w:val="0"/>
-        <w:keepLines w:val="0"/>
-        <w:widowControl/>
-        <w:numPr>
-          <w:ilvl w:val="0"/>
-          <w:numId w:val="1"/>
-        </w:numPr>
-        <w:suppressLineNumbers w:val="0"/>
-        <w:pBdr>
-          <w:top w:val="none" w:color="auto" w:sz="0" w:space="0"/>
-          <w:left w:val="none" w:color="auto" w:sz="0" w:space="0"/>
-          <w:bottom w:val="none" w:color="auto" w:sz="0" w:space="0"/>
-          <w:right w:val="none" w:color="auto" w:sz="0" w:space="0"/>
-        </w:pBdr>
-        <w:spacing w:before="0" w:beforeAutospacing="0" w:after="0" w:afterAutospacing="0" w:line="206" w:lineRule="atLeast"/>
-        <w:ind w:left="0" w:right="0" w:hanging="360"/>
-        <w:rPr>
-          <w:color w:val="000000"/>
-          <w:sz w:val="13"/>
-          <w:szCs w:val="13"/>
-        </w:rPr>
-      </w:pPr>
-      <w:r>
-        <w:rPr>
-          <w:color w:val="000000"/>
-          <w:sz w:val="13"/>
-          <w:szCs w:val="13"/>
-          <w:bdr w:val="none" w:color="auto" w:sz="0" w:space="0"/>
-        </w:rPr>
-        <w:t>主要设施：龙飞主教楼、图书馆、文化广场、体育馆（含 2 个室内羽毛球场）</w:t>
-      </w:r>
-    </w:p>
-    <w:p>
-      <w:pPr>
-        <w:keepNext w:val="0"/>
-        <w:keepLines w:val="0"/>
-        <w:widowControl/>
-        <w:numPr>
-          <w:ilvl w:val="0"/>
-          <w:numId w:val="1"/>
-        </w:numPr>
-        <w:suppressLineNumbers w:val="0"/>
-        <w:pBdr>
-          <w:top w:val="none" w:color="auto" w:sz="0" w:space="0"/>
-          <w:left w:val="none" w:color="auto" w:sz="0" w:space="0"/>
-          <w:bottom w:val="none" w:color="auto" w:sz="0" w:space="0"/>
-          <w:right w:val="none" w:color="auto" w:sz="0" w:space="0"/>
-        </w:pBdr>
-        <w:spacing w:before="0" w:beforeAutospacing="0" w:after="0" w:afterAutospacing="0" w:line="206" w:lineRule="atLeast"/>
-        <w:ind w:left="0" w:right="0" w:hanging="360"/>
-        <w:rPr>
-          <w:color w:val="000000"/>
-          <w:sz w:val="13"/>
-          <w:szCs w:val="13"/>
-        </w:rPr>
-      </w:pPr>
-      <w:r>
-        <w:rPr>
-          <w:color w:val="000000"/>
-          <w:sz w:val="13"/>
-          <w:szCs w:val="13"/>
-          <w:bdr w:val="none" w:color="auto" w:sz="0" w:space="0"/>
-        </w:rPr>
-        <w:t>学院：机电工程、电气工程与自动化、信息工程、理学院（大二至大四在此就读），另设法学院、经济管理学院、外国语学院、建筑与设计学院、应急管理学院、稀土学院等</w:t>
+        <w:t>经管类：会计学、工程造价、工商管理</w:t>
+      </w:r>
+    </w:p>
+    <w:p>
+      <w:pPr>
+        <w:pStyle w:val="3"/>
+        <w:keepNext w:val="0"/>
+        <w:keepLines w:val="0"/>
+        <w:widowControl/>
+        <w:suppressLineNumbers w:val="0"/>
+        <w:pBdr>
+          <w:top w:val="none" w:color="auto" w:sz="0" w:space="0"/>
+          <w:left w:val="none" w:color="auto" w:sz="0" w:space="0"/>
+          <w:bottom w:val="none" w:color="auto" w:sz="0" w:space="0"/>
+          <w:right w:val="none" w:color="auto" w:sz="0" w:space="0"/>
+        </w:pBdr>
+        <w:spacing w:before="0" w:beforeAutospacing="0" w:after="0" w:afterAutospacing="0" w:line="206" w:lineRule="atLeast"/>
+        <w:ind w:left="0" w:right="0"/>
+        <w:rPr>
+          <w:color w:val="000000"/>
+          <w:sz w:val="13"/>
+          <w:szCs w:val="13"/>
+        </w:rPr>
+      </w:pPr>
+      <w:r>
+        <w:rPr>
+          <w:color w:val="000000"/>
+          <w:sz w:val="13"/>
+          <w:szCs w:val="13"/>
+          <w:bdr w:val="none" w:color="auto" w:sz="0" w:space="0"/>
+        </w:rPr>
+        <w:t>三、四大校区概况</w:t>
       </w:r>
     </w:p>
     <w:p>
@@ -267,7 +389,7 @@
           <w:bdr w:val="none" w:color="auto" w:sz="0" w:space="0"/>
           <w:lang w:val="en-US" w:eastAsia="zh-CN" w:bidi="ar"/>
         </w:rPr>
-        <w:t>2. 三江校区</w:t>
+        <w:t>1. 红旗校区（校本部）</w:t>
       </w:r>
     </w:p>
     <w:p>
@@ -301,7 +423,7 @@
           <w:szCs w:val="13"/>
           <w:bdr w:val="none" w:color="auto" w:sz="0" w:space="0"/>
         </w:rPr>
-        <w:t>位置：赣州市南康区客家大道 1958 号</w:t>
+        <w:t>位置：赣州市章贡区红旗大道 86 号</w:t>
       </w:r>
     </w:p>
     <w:p>
@@ -335,7 +457,7 @@
           <w:szCs w:val="13"/>
           <w:bdr w:val="none" w:color="auto" w:sz="0" w:space="0"/>
         </w:rPr>
-        <w:t>特点：四大校区中规模最大，总建筑面积 65 万平方米</w:t>
+        <w:t>特点：校园面积较小，设施齐全</w:t>
       </w:r>
     </w:p>
     <w:p>
@@ -369,7 +491,7 @@
           <w:szCs w:val="13"/>
           <w:bdr w:val="none" w:color="auto" w:sz="0" w:space="0"/>
         </w:rPr>
-        <w:t>主要设施：游泳馆、独立羽毛球馆、独立篮球馆等各类体育场所</w:t>
+        <w:t>主要设施：龙飞主教楼、图书馆、文化广场、体育馆（含 2 个室内羽毛球场）</w:t>
       </w:r>
     </w:p>
     <w:p>
@@ -403,7 +525,7 @@
           <w:szCs w:val="13"/>
           <w:bdr w:val="none" w:color="auto" w:sz="0" w:space="0"/>
         </w:rPr>
-        <w:t>学院：以工科院系为主，包括机电工程、材料科学与工程、电气工程与自动化、冶金与化学工程、资源与环境工程、信息工程、理学院等</w:t>
+        <w:t>学院：机电工程、电气工程与自动化、信息工程、理学院（大二至大四在此就读），另设法学院、经济管理学院、外国语学院、建筑与设计学院、应急管理学院、稀土学院等</w:t>
       </w:r>
     </w:p>
     <w:p>
@@ -438,7 +560,7 @@
           <w:bdr w:val="none" w:color="auto" w:sz="0" w:space="0"/>
           <w:lang w:val="en-US" w:eastAsia="zh-CN" w:bidi="ar"/>
         </w:rPr>
-        <w:t>3. 黄金校区</w:t>
+        <w:t>2. 三江校区</w:t>
       </w:r>
     </w:p>
     <w:p>
@@ -472,7 +594,7 @@
           <w:szCs w:val="13"/>
           <w:bdr w:val="none" w:color="auto" w:sz="0" w:space="0"/>
         </w:rPr>
-        <w:t>位置：赣州市章贡区客家大道 156 号（与赣南科技学院同址）</w:t>
+        <w:t>位置：赣州市南康区客家大道 1958 号</w:t>
       </w:r>
     </w:p>
     <w:p>
@@ -506,7 +628,7 @@
           <w:szCs w:val="13"/>
           <w:bdr w:val="none" w:color="auto" w:sz="0" w:space="0"/>
         </w:rPr>
-        <w:t>特点：校园面积适中，环境优美</w:t>
+        <w:t>特点：四大校区中规模最大，总建筑面积 65 万平方米</w:t>
       </w:r>
     </w:p>
     <w:p>
@@ -540,7 +662,7 @@
           <w:szCs w:val="13"/>
           <w:bdr w:val="none" w:color="auto" w:sz="0" w:space="0"/>
         </w:rPr>
-        <w:t>主要设施：逸夫楼、主教楼、稀土大楼、图书馆、食堂等</w:t>
+        <w:t>主要设施：游泳馆、独立羽毛球馆、独立篮球馆等各类体育场所</w:t>
       </w:r>
     </w:p>
     <w:p>
@@ -574,7 +696,7 @@
           <w:szCs w:val="13"/>
           <w:bdr w:val="none" w:color="auto" w:sz="0" w:space="0"/>
         </w:rPr>
-        <w:t>学院：部分资源与环境工程学院、材料冶金化学学部学生（大二至大四，以 2024 级之前为主）在此就读，应用科学学院也在该校区</w:t>
+        <w:t>学院：以工科院系为主，包括机电工程、材料科学与工程、电气工程与自动化、冶金与化学工程、资源与环境工程、信息工程、理学院等</w:t>
       </w:r>
     </w:p>
     <w:p>
@@ -609,7 +731,7 @@
           <w:bdr w:val="none" w:color="auto" w:sz="0" w:space="0"/>
           <w:lang w:val="en-US" w:eastAsia="zh-CN" w:bidi="ar"/>
         </w:rPr>
-        <w:t>4. 南昌校区</w:t>
+        <w:t>3. 黄金校区</w:t>
       </w:r>
     </w:p>
     <w:p>
@@ -643,7 +765,7 @@
           <w:szCs w:val="13"/>
           <w:bdr w:val="none" w:color="auto" w:sz="0" w:space="0"/>
         </w:rPr>
-        <w:t>位置：南昌市昌北开发区双港东大街 1180 号</w:t>
+        <w:t>位置：赣州市章贡区客家大道 156 号（与赣南科技学院同址）</w:t>
       </w:r>
     </w:p>
     <w:p>
@@ -677,7 +799,7 @@
           <w:szCs w:val="13"/>
           <w:bdr w:val="none" w:color="auto" w:sz="0" w:space="0"/>
         </w:rPr>
-        <w:t>特点：占地最小，但地理位置最好、课余生活最丰富，建筑面积 16 万平方米</w:t>
+        <w:t>特点：校园面积适中，环境优美</w:t>
       </w:r>
     </w:p>
     <w:p>
@@ -711,7 +833,7 @@
           <w:szCs w:val="13"/>
           <w:bdr w:val="none" w:color="auto" w:sz="0" w:space="0"/>
         </w:rPr>
-        <w:t>主要设施：教学楼、实验楼、计算中心、工程实践教学中心、图书馆、学生宿舍、食堂、医务所及综合服务区等</w:t>
+        <w:t>主要设施：逸夫楼、主教楼、稀土大楼、图书馆、食堂等</w:t>
       </w:r>
     </w:p>
     <w:p>
@@ -745,38 +867,7 @@
           <w:szCs w:val="13"/>
           <w:bdr w:val="none" w:color="auto" w:sz="0" w:space="0"/>
         </w:rPr>
-        <w:t>学院与专业：设能源与机械工程学院、软件工程学院、商学院、基础课教学部等教学科研单位，开设财务管理、人力资源管理、虚拟现实技术、工程管理、能源与动力工程、材料成型及控制工程等 14 个全日制专业（方向）</w:t>
-      </w:r>
-    </w:p>
-    <w:p>
-      <w:pPr>
-        <w:pStyle w:val="3"/>
-        <w:keepNext w:val="0"/>
-        <w:keepLines w:val="0"/>
-        <w:widowControl/>
-        <w:suppressLineNumbers w:val="0"/>
-        <w:pBdr>
-          <w:top w:val="none" w:color="auto" w:sz="0" w:space="0"/>
-          <w:left w:val="none" w:color="auto" w:sz="0" w:space="0"/>
-          <w:bottom w:val="none" w:color="auto" w:sz="0" w:space="0"/>
-          <w:right w:val="none" w:color="auto" w:sz="0" w:space="0"/>
-        </w:pBdr>
-        <w:spacing w:before="0" w:beforeAutospacing="0" w:after="0" w:afterAutospacing="0" w:line="206" w:lineRule="atLeast"/>
-        <w:ind w:left="0" w:right="0"/>
-        <w:rPr>
-          <w:color w:val="000000"/>
-          <w:sz w:val="13"/>
-          <w:szCs w:val="13"/>
-        </w:rPr>
-      </w:pPr>
-      <w:r>
-        <w:rPr>
-          <w:color w:val="000000"/>
-          <w:sz w:val="13"/>
-          <w:szCs w:val="13"/>
-          <w:bdr w:val="none" w:color="auto" w:sz="0" w:space="0"/>
-        </w:rPr>
-        <w:t>二、宿舍情况</w:t>
+        <w:t>学院：部分资源与环境工程学院、材料冶金化学学部学生（大二至大四，以 2024 级之前为主）在此就读，应用科学学院也在该校区</w:t>
       </w:r>
     </w:p>
     <w:p>
@@ -802,40 +893,6 @@
       </w:pPr>
       <w:r>
         <w:rPr>
-          <w:rFonts w:ascii="宋体" w:hAnsi="宋体" w:eastAsia="宋体" w:cs="宋体"/>
-          <w:color w:val="000000"/>
-          <w:kern w:val="0"/>
-          <w:sz w:val="13"/>
-          <w:szCs w:val="13"/>
-          <w:bdr w:val="none" w:color="auto" w:sz="0" w:space="0"/>
-          <w:lang w:val="en-US" w:eastAsia="zh-CN" w:bidi="ar"/>
-        </w:rPr>
-        <w:t>宿舍由学校根据学院统一分配，新生无法自行选择。各校区条件如下：</w:t>
-      </w:r>
-    </w:p>
-    <w:p>
-      <w:pPr>
-        <w:keepNext w:val="0"/>
-        <w:keepLines w:val="0"/>
-        <w:widowControl/>
-        <w:suppressLineNumbers w:val="0"/>
-        <w:pBdr>
-          <w:top w:val="none" w:color="auto" w:sz="0" w:space="0"/>
-          <w:left w:val="none" w:color="auto" w:sz="0" w:space="0"/>
-          <w:bottom w:val="none" w:color="auto" w:sz="0" w:space="0"/>
-          <w:right w:val="none" w:color="auto" w:sz="0" w:space="0"/>
-        </w:pBdr>
-        <w:spacing w:before="0" w:beforeAutospacing="0" w:after="0" w:afterAutospacing="0" w:line="206" w:lineRule="atLeast"/>
-        <w:ind w:left="0" w:right="0"/>
-        <w:jc w:val="left"/>
-        <w:rPr>
-          <w:color w:val="000000"/>
-          <w:sz w:val="13"/>
-          <w:szCs w:val="13"/>
-        </w:rPr>
-      </w:pPr>
-      <w:r>
-        <w:rPr>
           <w:rStyle w:val="6"/>
           <w:rFonts w:ascii="宋体" w:hAnsi="宋体" w:eastAsia="宋体" w:cs="宋体"/>
           <w:color w:val="000000"/>
@@ -845,181 +902,7 @@
           <w:bdr w:val="none" w:color="auto" w:sz="0" w:space="0"/>
           <w:lang w:val="en-US" w:eastAsia="zh-CN" w:bidi="ar"/>
         </w:rPr>
-        <w:t>赣州 - 三江校区</w:t>
-      </w:r>
-      <w:r>
-        <w:rPr>
-          <w:rFonts w:ascii="宋体" w:hAnsi="宋体" w:eastAsia="宋体" w:cs="宋体"/>
-          <w:color w:val="000000"/>
-          <w:kern w:val="0"/>
-          <w:sz w:val="13"/>
-          <w:szCs w:val="13"/>
-          <w:bdr w:val="none" w:color="auto" w:sz="0" w:space="0"/>
-          <w:lang w:val="en-US" w:eastAsia="zh-CN" w:bidi="ar"/>
-        </w:rPr>
-        <w:t>：全部为 4 人间，采用上床下桌布局，床铺尺寸 0.9×1.9 米。每间配有独立阳台、独立卫生间、空调和电热水器，每层楼设有公共洗衣房。</w:t>
-      </w:r>
-    </w:p>
-    <w:p>
-      <w:pPr>
-        <w:keepNext w:val="0"/>
-        <w:keepLines w:val="0"/>
-        <w:widowControl/>
-        <w:suppressLineNumbers w:val="0"/>
-        <w:pBdr>
-          <w:top w:val="none" w:color="auto" w:sz="0" w:space="0"/>
-          <w:left w:val="none" w:color="auto" w:sz="0" w:space="0"/>
-          <w:bottom w:val="none" w:color="auto" w:sz="0" w:space="0"/>
-          <w:right w:val="none" w:color="auto" w:sz="0" w:space="0"/>
-        </w:pBdr>
-        <w:spacing w:before="0" w:beforeAutospacing="0" w:after="0" w:afterAutospacing="0" w:line="206" w:lineRule="atLeast"/>
-        <w:ind w:left="0" w:right="0"/>
-        <w:jc w:val="left"/>
-        <w:rPr>
-          <w:color w:val="000000"/>
-          <w:sz w:val="13"/>
-          <w:szCs w:val="13"/>
-        </w:rPr>
-      </w:pPr>
-      <w:r>
-        <w:rPr>
-          <w:rStyle w:val="6"/>
-          <w:rFonts w:ascii="宋体" w:hAnsi="宋体" w:eastAsia="宋体" w:cs="宋体"/>
-          <w:color w:val="000000"/>
-          <w:kern w:val="0"/>
-          <w:sz w:val="13"/>
-          <w:szCs w:val="13"/>
-          <w:bdr w:val="none" w:color="auto" w:sz="0" w:space="0"/>
-          <w:lang w:val="en-US" w:eastAsia="zh-CN" w:bidi="ar"/>
-        </w:rPr>
-        <w:t>赣州 - 红旗校区</w:t>
-      </w:r>
-      <w:r>
-        <w:rPr>
-          <w:rFonts w:ascii="宋体" w:hAnsi="宋体" w:eastAsia="宋体" w:cs="宋体"/>
-          <w:color w:val="000000"/>
-          <w:kern w:val="0"/>
-          <w:sz w:val="13"/>
-          <w:szCs w:val="13"/>
-          <w:bdr w:val="none" w:color="auto" w:sz="0" w:space="0"/>
-          <w:lang w:val="en-US" w:eastAsia="zh-CN" w:bidi="ar"/>
-        </w:rPr>
-        <w:t>：有 4 人间和 6 人间两种，床铺分为上床下桌或上下铺两种样式。部分宿舍没有独立卫浴，但每层都有公共淋浴房。所有宿舍均配备空调和电风扇，网络 24 小时不断，晚上 11 点需自行熄灯。</w:t>
-      </w:r>
-    </w:p>
-    <w:p>
-      <w:pPr>
-        <w:keepNext w:val="0"/>
-        <w:keepLines w:val="0"/>
-        <w:widowControl/>
-        <w:suppressLineNumbers w:val="0"/>
-        <w:pBdr>
-          <w:top w:val="none" w:color="auto" w:sz="0" w:space="0"/>
-          <w:left w:val="none" w:color="auto" w:sz="0" w:space="0"/>
-          <w:bottom w:val="none" w:color="auto" w:sz="0" w:space="0"/>
-          <w:right w:val="none" w:color="auto" w:sz="0" w:space="0"/>
-        </w:pBdr>
-        <w:spacing w:before="0" w:beforeAutospacing="0" w:after="0" w:afterAutospacing="0" w:line="206" w:lineRule="atLeast"/>
-        <w:ind w:left="0" w:right="0"/>
-        <w:jc w:val="left"/>
-        <w:rPr>
-          <w:color w:val="000000"/>
-          <w:sz w:val="13"/>
-          <w:szCs w:val="13"/>
-        </w:rPr>
-      </w:pPr>
-      <w:r>
-        <w:rPr>
-          <w:rStyle w:val="6"/>
-          <w:rFonts w:ascii="宋体" w:hAnsi="宋体" w:eastAsia="宋体" w:cs="宋体"/>
-          <w:color w:val="000000"/>
-          <w:kern w:val="0"/>
-          <w:sz w:val="13"/>
-          <w:szCs w:val="13"/>
-          <w:bdr w:val="none" w:color="auto" w:sz="0" w:space="0"/>
-          <w:lang w:val="en-US" w:eastAsia="zh-CN" w:bidi="ar"/>
-        </w:rPr>
-        <w:t>南昌校区</w:t>
-      </w:r>
-      <w:r>
-        <w:rPr>
-          <w:rFonts w:ascii="宋体" w:hAnsi="宋体" w:eastAsia="宋体" w:cs="宋体"/>
-          <w:color w:val="000000"/>
-          <w:kern w:val="0"/>
-          <w:sz w:val="13"/>
-          <w:szCs w:val="13"/>
-          <w:bdr w:val="none" w:color="auto" w:sz="0" w:space="0"/>
-          <w:lang w:val="en-US" w:eastAsia="zh-CN" w:bidi="ar"/>
-        </w:rPr>
-        <w:t>：多数为 4 人间，少数为 6 人间。房间内有独立阳台和卫生间，配备空调、风扇和电热水器。</w:t>
-      </w:r>
-      <w:bookmarkStart w:id="0" w:name="_GoBack"/>
-      <w:bookmarkEnd w:id="0"/>
-    </w:p>
-    <w:p>
-      <w:pPr>
-        <w:pStyle w:val="3"/>
-        <w:keepNext w:val="0"/>
-        <w:keepLines w:val="0"/>
-        <w:widowControl/>
-        <w:suppressLineNumbers w:val="0"/>
-        <w:pBdr>
-          <w:top w:val="none" w:color="auto" w:sz="0" w:space="0"/>
-          <w:left w:val="none" w:color="auto" w:sz="0" w:space="0"/>
-          <w:bottom w:val="none" w:color="auto" w:sz="0" w:space="0"/>
-          <w:right w:val="none" w:color="auto" w:sz="0" w:space="0"/>
-        </w:pBdr>
-        <w:spacing w:before="0" w:beforeAutospacing="0" w:after="0" w:afterAutospacing="0" w:line="206" w:lineRule="atLeast"/>
-        <w:ind w:left="0" w:right="0"/>
-        <w:rPr>
-          <w:color w:val="000000"/>
-          <w:sz w:val="13"/>
-          <w:szCs w:val="13"/>
-        </w:rPr>
-      </w:pPr>
-      <w:r>
-        <w:rPr>
-          <w:color w:val="000000"/>
-          <w:sz w:val="13"/>
-          <w:szCs w:val="13"/>
-          <w:bdr w:val="none" w:color="auto" w:sz="0" w:space="0"/>
-        </w:rPr>
-        <w:t>三、转专业政策</w:t>
-      </w:r>
-    </w:p>
-    <w:p>
-      <w:pPr>
-        <w:keepNext w:val="0"/>
-        <w:keepLines w:val="0"/>
-        <w:widowControl/>
-        <w:suppressLineNumbers w:val="0"/>
-        <w:pBdr>
-          <w:top w:val="none" w:color="auto" w:sz="0" w:space="0"/>
-          <w:left w:val="none" w:color="auto" w:sz="0" w:space="0"/>
-          <w:bottom w:val="none" w:color="auto" w:sz="0" w:space="0"/>
-          <w:right w:val="none" w:color="auto" w:sz="0" w:space="0"/>
-        </w:pBdr>
-        <w:spacing w:before="0" w:beforeAutospacing="0" w:after="0" w:afterAutospacing="0" w:line="206" w:lineRule="atLeast"/>
-        <w:ind w:left="0" w:right="0"/>
-        <w:jc w:val="left"/>
-        <w:rPr>
-          <w:color w:val="000000"/>
-          <w:sz w:val="13"/>
-          <w:szCs w:val="13"/>
-        </w:rPr>
-      </w:pPr>
-      <w:r>
-        <w:rPr>
-          <w:rStyle w:val="6"/>
-          <w:rFonts w:ascii="宋体" w:hAnsi="宋体" w:eastAsia="宋体" w:cs="宋体"/>
-          <w:color w:val="000000"/>
-          <w:kern w:val="0"/>
-          <w:sz w:val="13"/>
-          <w:szCs w:val="13"/>
-          <w:bdr w:val="none" w:color="auto" w:sz="0" w:space="0"/>
-          <w:lang w:val="en-US" w:eastAsia="zh-CN" w:bidi="ar"/>
-        </w:rPr>
-        <w:t>可申请的基本条件：</w:t>
+        <w:t>4. 南昌校区</w:t>
       </w:r>
     </w:p>
     <w:p>
@@ -1053,7 +936,7 @@
           <w:szCs w:val="13"/>
           <w:bdr w:val="none" w:color="auto" w:sz="0" w:space="0"/>
         </w:rPr>
-        <w:t>大一学生：加权成绩（平均分）达到 70 分及以上</w:t>
+        <w:t>位置：南昌市昌北开发区双港东大街 1180 号</w:t>
       </w:r>
     </w:p>
     <w:p>
@@ -1087,7 +970,7 @@
           <w:szCs w:val="13"/>
           <w:bdr w:val="none" w:color="auto" w:sz="0" w:space="0"/>
         </w:rPr>
-        <w:t>大二及以上学生：对目标专业有浓厚兴趣，且转入该专业更有利于个人发展</w:t>
+        <w:t>特点：占地最小，但地理位置最好、课余生活最丰富，建筑面积 16 万平方米</w:t>
       </w:r>
     </w:p>
     <w:p>
@@ -1121,7 +1004,72 @@
           <w:szCs w:val="13"/>
           <w:bdr w:val="none" w:color="auto" w:sz="0" w:space="0"/>
         </w:rPr>
-        <w:t>身体原因：经学校指定医院检查证明，因疾病或生理缺陷不宜在原专业学习，但可在其他专业学习</w:t>
+        <w:t>主要设施：教学楼、实验楼、计算中心、工程实践教学中心、图书馆、学生宿舍、食堂、医务所及综合服务区等</w:t>
+      </w:r>
+    </w:p>
+    <w:p>
+      <w:pPr>
+        <w:keepNext w:val="0"/>
+        <w:keepLines w:val="0"/>
+        <w:widowControl/>
+        <w:numPr>
+          <w:ilvl w:val="0"/>
+          <w:numId w:val="5"/>
+        </w:numPr>
+        <w:suppressLineNumbers w:val="0"/>
+        <w:pBdr>
+          <w:top w:val="none" w:color="auto" w:sz="0" w:space="0"/>
+          <w:left w:val="none" w:color="auto" w:sz="0" w:space="0"/>
+          <w:bottom w:val="none" w:color="auto" w:sz="0" w:space="0"/>
+          <w:right w:val="none" w:color="auto" w:sz="0" w:space="0"/>
+        </w:pBdr>
+        <w:spacing w:before="0" w:beforeAutospacing="0" w:after="0" w:afterAutospacing="0" w:line="206" w:lineRule="atLeast"/>
+        <w:ind w:left="0" w:right="0" w:hanging="360"/>
+        <w:rPr>
+          <w:color w:val="000000"/>
+          <w:sz w:val="13"/>
+          <w:szCs w:val="13"/>
+        </w:rPr>
+      </w:pPr>
+      <w:r>
+        <w:rPr>
+          <w:color w:val="000000"/>
+          <w:sz w:val="13"/>
+          <w:szCs w:val="13"/>
+          <w:bdr w:val="none" w:color="auto" w:sz="0" w:space="0"/>
+        </w:rPr>
+        <w:t>学院与专业：设能源与机械工程学院、软件工程学院、商学院、基础课教学部等教学科研单位，开设财务管理、人力资源管理、虚拟现实技术、工程管理、能源与动力工程、材料成型及控制工程等 14 个全日制专业（方向）</w:t>
+      </w:r>
+    </w:p>
+    <w:p>
+      <w:pPr>
+        <w:pStyle w:val="3"/>
+        <w:keepNext w:val="0"/>
+        <w:keepLines w:val="0"/>
+        <w:widowControl/>
+        <w:suppressLineNumbers w:val="0"/>
+        <w:pBdr>
+          <w:top w:val="none" w:color="auto" w:sz="0" w:space="0"/>
+          <w:left w:val="none" w:color="auto" w:sz="0" w:space="0"/>
+          <w:bottom w:val="none" w:color="auto" w:sz="0" w:space="0"/>
+          <w:right w:val="none" w:color="auto" w:sz="0" w:space="0"/>
+        </w:pBdr>
+        <w:spacing w:before="0" w:beforeAutospacing="0" w:after="0" w:afterAutospacing="0" w:line="206" w:lineRule="atLeast"/>
+        <w:ind w:left="0" w:right="0"/>
+        <w:rPr>
+          <w:color w:val="000000"/>
+          <w:sz w:val="13"/>
+          <w:szCs w:val="13"/>
+        </w:rPr>
+      </w:pPr>
+      <w:r>
+        <w:rPr>
+          <w:color w:val="000000"/>
+          <w:sz w:val="13"/>
+          <w:szCs w:val="13"/>
+          <w:bdr w:val="none" w:color="auto" w:sz="0" w:space="0"/>
+        </w:rPr>
+        <w:t>四、宿舍情况</w:t>
       </w:r>
     </w:p>
     <w:p>
@@ -1147,6 +1095,40 @@
       </w:pPr>
       <w:r>
         <w:rPr>
+          <w:rFonts w:ascii="宋体" w:hAnsi="宋体" w:eastAsia="宋体" w:cs="宋体"/>
+          <w:color w:val="000000"/>
+          <w:kern w:val="0"/>
+          <w:sz w:val="13"/>
+          <w:szCs w:val="13"/>
+          <w:bdr w:val="none" w:color="auto" w:sz="0" w:space="0"/>
+          <w:lang w:val="en-US" w:eastAsia="zh-CN" w:bidi="ar"/>
+        </w:rPr>
+        <w:t>宿舍由学校根据学院统一分配，新生无法自行选择。各校区条件如下：</w:t>
+      </w:r>
+    </w:p>
+    <w:p>
+      <w:pPr>
+        <w:keepNext w:val="0"/>
+        <w:keepLines w:val="0"/>
+        <w:widowControl/>
+        <w:suppressLineNumbers w:val="0"/>
+        <w:pBdr>
+          <w:top w:val="none" w:color="auto" w:sz="0" w:space="0"/>
+          <w:left w:val="none" w:color="auto" w:sz="0" w:space="0"/>
+          <w:bottom w:val="none" w:color="auto" w:sz="0" w:space="0"/>
+          <w:right w:val="none" w:color="auto" w:sz="0" w:space="0"/>
+        </w:pBdr>
+        <w:spacing w:before="0" w:beforeAutospacing="0" w:after="0" w:afterAutospacing="0" w:line="206" w:lineRule="atLeast"/>
+        <w:ind w:left="0" w:right="0"/>
+        <w:jc w:val="left"/>
+        <w:rPr>
+          <w:color w:val="000000"/>
+          <w:sz w:val="13"/>
+          <w:szCs w:val="13"/>
+        </w:rPr>
+      </w:pPr>
+      <w:r>
+        <w:rPr>
           <w:rStyle w:val="6"/>
           <w:rFonts w:ascii="宋体" w:hAnsi="宋体" w:eastAsia="宋体" w:cs="宋体"/>
           <w:color w:val="000000"/>
@@ -1156,7 +1138,179 @@
           <w:bdr w:val="none" w:color="auto" w:sz="0" w:space="0"/>
           <w:lang w:val="en-US" w:eastAsia="zh-CN" w:bidi="ar"/>
         </w:rPr>
-        <w:t>不得申请转专业的情况：</w:t>
+        <w:t>赣州 - 三江校区</w:t>
+      </w:r>
+      <w:r>
+        <w:rPr>
+          <w:rFonts w:ascii="宋体" w:hAnsi="宋体" w:eastAsia="宋体" w:cs="宋体"/>
+          <w:color w:val="000000"/>
+          <w:kern w:val="0"/>
+          <w:sz w:val="13"/>
+          <w:szCs w:val="13"/>
+          <w:bdr w:val="none" w:color="auto" w:sz="0" w:space="0"/>
+          <w:lang w:val="en-US" w:eastAsia="zh-CN" w:bidi="ar"/>
+        </w:rPr>
+        <w:t>：全部为 4 人间，采用上床下桌布局，床铺尺寸 0.9×1.9 米。每间配有独立阳台、独立卫生间、空调和电热水器，每层楼设有公共洗衣房。</w:t>
+      </w:r>
+    </w:p>
+    <w:p>
+      <w:pPr>
+        <w:keepNext w:val="0"/>
+        <w:keepLines w:val="0"/>
+        <w:widowControl/>
+        <w:suppressLineNumbers w:val="0"/>
+        <w:pBdr>
+          <w:top w:val="none" w:color="auto" w:sz="0" w:space="0"/>
+          <w:left w:val="none" w:color="auto" w:sz="0" w:space="0"/>
+          <w:bottom w:val="none" w:color="auto" w:sz="0" w:space="0"/>
+          <w:right w:val="none" w:color="auto" w:sz="0" w:space="0"/>
+        </w:pBdr>
+        <w:spacing w:before="0" w:beforeAutospacing="0" w:after="0" w:afterAutospacing="0" w:line="206" w:lineRule="atLeast"/>
+        <w:ind w:left="0" w:right="0"/>
+        <w:jc w:val="left"/>
+        <w:rPr>
+          <w:color w:val="000000"/>
+          <w:sz w:val="13"/>
+          <w:szCs w:val="13"/>
+        </w:rPr>
+      </w:pPr>
+      <w:r>
+        <w:rPr>
+          <w:rStyle w:val="6"/>
+          <w:rFonts w:ascii="宋体" w:hAnsi="宋体" w:eastAsia="宋体" w:cs="宋体"/>
+          <w:color w:val="000000"/>
+          <w:kern w:val="0"/>
+          <w:sz w:val="13"/>
+          <w:szCs w:val="13"/>
+          <w:bdr w:val="none" w:color="auto" w:sz="0" w:space="0"/>
+          <w:lang w:val="en-US" w:eastAsia="zh-CN" w:bidi="ar"/>
+        </w:rPr>
+        <w:t>赣州 - 红旗校区</w:t>
+      </w:r>
+      <w:r>
+        <w:rPr>
+          <w:rFonts w:ascii="宋体" w:hAnsi="宋体" w:eastAsia="宋体" w:cs="宋体"/>
+          <w:color w:val="000000"/>
+          <w:kern w:val="0"/>
+          <w:sz w:val="13"/>
+          <w:szCs w:val="13"/>
+          <w:bdr w:val="none" w:color="auto" w:sz="0" w:space="0"/>
+          <w:lang w:val="en-US" w:eastAsia="zh-CN" w:bidi="ar"/>
+        </w:rPr>
+        <w:t>：有 4 人间和 6 人间两种，床铺分为上床下桌或上下铺两种样式。部分宿舍没有独立卫浴，但每层都有公共淋浴房。所有宿舍均配备空调和电风扇，网络 24 小时不断，晚上 11 点需自行熄灯。</w:t>
+      </w:r>
+    </w:p>
+    <w:p>
+      <w:pPr>
+        <w:keepNext w:val="0"/>
+        <w:keepLines w:val="0"/>
+        <w:widowControl/>
+        <w:suppressLineNumbers w:val="0"/>
+        <w:pBdr>
+          <w:top w:val="none" w:color="auto" w:sz="0" w:space="0"/>
+          <w:left w:val="none" w:color="auto" w:sz="0" w:space="0"/>
+          <w:bottom w:val="none" w:color="auto" w:sz="0" w:space="0"/>
+          <w:right w:val="none" w:color="auto" w:sz="0" w:space="0"/>
+        </w:pBdr>
+        <w:spacing w:before="0" w:beforeAutospacing="0" w:after="0" w:afterAutospacing="0" w:line="206" w:lineRule="atLeast"/>
+        <w:ind w:left="0" w:right="0"/>
+        <w:jc w:val="left"/>
+        <w:rPr>
+          <w:color w:val="000000"/>
+          <w:sz w:val="13"/>
+          <w:szCs w:val="13"/>
+        </w:rPr>
+      </w:pPr>
+      <w:r>
+        <w:rPr>
+          <w:rStyle w:val="6"/>
+          <w:rFonts w:ascii="宋体" w:hAnsi="宋体" w:eastAsia="宋体" w:cs="宋体"/>
+          <w:color w:val="000000"/>
+          <w:kern w:val="0"/>
+          <w:sz w:val="13"/>
+          <w:szCs w:val="13"/>
+          <w:bdr w:val="none" w:color="auto" w:sz="0" w:space="0"/>
+          <w:lang w:val="en-US" w:eastAsia="zh-CN" w:bidi="ar"/>
+        </w:rPr>
+        <w:t>南昌校区</w:t>
+      </w:r>
+      <w:r>
+        <w:rPr>
+          <w:rFonts w:ascii="宋体" w:hAnsi="宋体" w:eastAsia="宋体" w:cs="宋体"/>
+          <w:color w:val="000000"/>
+          <w:kern w:val="0"/>
+          <w:sz w:val="13"/>
+          <w:szCs w:val="13"/>
+          <w:bdr w:val="none" w:color="auto" w:sz="0" w:space="0"/>
+          <w:lang w:val="en-US" w:eastAsia="zh-CN" w:bidi="ar"/>
+        </w:rPr>
+        <w:t>：多数为 4 人间，少数为 6 人间。房间内有独立阳台和卫生间，配备空调、风扇和电热水器。</w:t>
+      </w:r>
+    </w:p>
+    <w:p>
+      <w:pPr>
+        <w:pStyle w:val="3"/>
+        <w:keepNext w:val="0"/>
+        <w:keepLines w:val="0"/>
+        <w:widowControl/>
+        <w:suppressLineNumbers w:val="0"/>
+        <w:pBdr>
+          <w:top w:val="none" w:color="auto" w:sz="0" w:space="0"/>
+          <w:left w:val="none" w:color="auto" w:sz="0" w:space="0"/>
+          <w:bottom w:val="none" w:color="auto" w:sz="0" w:space="0"/>
+          <w:right w:val="none" w:color="auto" w:sz="0" w:space="0"/>
+        </w:pBdr>
+        <w:spacing w:before="0" w:beforeAutospacing="0" w:after="0" w:afterAutospacing="0" w:line="206" w:lineRule="atLeast"/>
+        <w:ind w:left="0" w:right="0"/>
+        <w:rPr>
+          <w:color w:val="000000"/>
+          <w:sz w:val="13"/>
+          <w:szCs w:val="13"/>
+        </w:rPr>
+      </w:pPr>
+      <w:r>
+        <w:rPr>
+          <w:color w:val="000000"/>
+          <w:sz w:val="13"/>
+          <w:szCs w:val="13"/>
+          <w:bdr w:val="none" w:color="auto" w:sz="0" w:space="0"/>
+        </w:rPr>
+        <w:t>五、就业情况</w:t>
+      </w:r>
+    </w:p>
+    <w:p>
+      <w:pPr>
+        <w:keepNext w:val="0"/>
+        <w:keepLines w:val="0"/>
+        <w:widowControl/>
+        <w:suppressLineNumbers w:val="0"/>
+        <w:pBdr>
+          <w:top w:val="none" w:color="auto" w:sz="0" w:space="0"/>
+          <w:left w:val="none" w:color="auto" w:sz="0" w:space="0"/>
+          <w:bottom w:val="none" w:color="auto" w:sz="0" w:space="0"/>
+          <w:right w:val="none" w:color="auto" w:sz="0" w:space="0"/>
+        </w:pBdr>
+        <w:spacing w:before="0" w:beforeAutospacing="0" w:after="0" w:afterAutospacing="0" w:line="206" w:lineRule="atLeast"/>
+        <w:ind w:left="0" w:right="0"/>
+        <w:jc w:val="left"/>
+        <w:rPr>
+          <w:color w:val="000000"/>
+          <w:sz w:val="13"/>
+          <w:szCs w:val="13"/>
+        </w:rPr>
+      </w:pPr>
+      <w:r>
+        <w:rPr>
+          <w:rStyle w:val="6"/>
+          <w:rFonts w:ascii="宋体" w:hAnsi="宋体" w:eastAsia="宋体" w:cs="宋体"/>
+          <w:color w:val="000000"/>
+          <w:kern w:val="0"/>
+          <w:sz w:val="13"/>
+          <w:szCs w:val="13"/>
+          <w:bdr w:val="none" w:color="auto" w:sz="0" w:space="0"/>
+          <w:lang w:val="en-US" w:eastAsia="zh-CN" w:bidi="ar"/>
+        </w:rPr>
+        <w:t>整体数据：</w:t>
       </w:r>
     </w:p>
     <w:p>
@@ -1190,7 +1344,7 @@
           <w:szCs w:val="13"/>
           <w:bdr w:val="none" w:color="auto" w:sz="0" w:space="0"/>
         </w:rPr>
-        <w:t>从外校转学到江西理工大学的学生</w:t>
+        <w:t>去向落实率：近年本科毕业生去向落实率约 84%~85%，王牌工科专业（冶金、采矿、材料、电气等）普遍达 90%~95%</w:t>
       </w:r>
     </w:p>
     <w:p>
@@ -1224,7 +1378,7 @@
           <w:szCs w:val="13"/>
           <w:bdr w:val="none" w:color="auto" w:sz="0" w:space="0"/>
         </w:rPr>
-        <w:t>正在休学、保留学籍或保留入学资格期间的学生</w:t>
+        <w:t>升学率：普通本科考研升学率约 27%（含专升本全校约 30%），不少毕业生进入中南大学、北京科技大学、中科院等深造</w:t>
       </w:r>
     </w:p>
     <w:p>
@@ -1258,7 +1412,54 @@
           <w:szCs w:val="13"/>
           <w:bdr w:val="none" w:color="auto" w:sz="0" w:space="0"/>
         </w:rPr>
-        <w:t>特殊招生形式录取的学生，包括保送生、高水平运动员、艺术团、中外合作办学、各类专项计划（如苏区专项、高校专项）等</w:t>
+        <w:t>起薪参考：本科平均月薪约 5800~6500 元；冶金、稀土、材料类王牌专业起薪常达 7000~10000 元 / 月，部分紧缺岗位更高</w:t>
+      </w:r>
+    </w:p>
+    <w:p>
+      <w:pPr>
+        <w:keepNext w:val="0"/>
+        <w:keepLines w:val="0"/>
+        <w:widowControl/>
+        <w:suppressLineNumbers w:val="0"/>
+        <w:pBdr>
+          <w:top w:val="none" w:color="auto" w:sz="0" w:space="0"/>
+          <w:left w:val="none" w:color="auto" w:sz="0" w:space="0"/>
+          <w:bottom w:val="none" w:color="auto" w:sz="0" w:space="0"/>
+          <w:right w:val="none" w:color="auto" w:sz="0" w:space="0"/>
+        </w:pBdr>
+        <w:spacing w:before="0" w:beforeAutospacing="0" w:after="0" w:afterAutospacing="0" w:line="206" w:lineRule="atLeast"/>
+        <w:ind w:left="0" w:right="0"/>
+        <w:jc w:val="left"/>
+        <w:rPr>
+          <w:color w:val="000000"/>
+          <w:sz w:val="13"/>
+          <w:szCs w:val="13"/>
+        </w:rPr>
+      </w:pPr>
+      <w:r>
+        <w:rPr>
+          <w:rStyle w:val="6"/>
+          <w:rFonts w:ascii="宋体" w:hAnsi="宋体" w:eastAsia="宋体" w:cs="宋体"/>
+          <w:color w:val="000000"/>
+          <w:kern w:val="0"/>
+          <w:sz w:val="13"/>
+          <w:szCs w:val="13"/>
+          <w:bdr w:val="none" w:color="auto" w:sz="0" w:space="0"/>
+          <w:lang w:val="en-US" w:eastAsia="zh-CN" w:bidi="ar"/>
+        </w:rPr>
+        <w:t>主要就业单位：</w:t>
+      </w:r>
+      <w:r>
+        <w:rPr>
+          <w:rFonts w:ascii="宋体" w:hAnsi="宋体" w:eastAsia="宋体" w:cs="宋体"/>
+          <w:color w:val="000000"/>
+          <w:kern w:val="0"/>
+          <w:sz w:val="13"/>
+          <w:szCs w:val="13"/>
+          <w:bdr w:val="none" w:color="auto" w:sz="0" w:space="0"/>
+          <w:lang w:val="en-US" w:eastAsia="zh-CN" w:bidi="ar"/>
+        </w:rPr>
+        <w:t xml:space="preserve"> 依托原冶金部背景，大量毕业生进入有色、冶金、新能源、电网及工程建设类央企国企：</w:t>
       </w:r>
     </w:p>
     <w:p>
@@ -1268,7 +1469,7 @@
         <w:widowControl/>
         <w:numPr>
           <w:ilvl w:val="0"/>
-          <w:numId w:val="6"/>
+          <w:numId w:val="7"/>
         </w:numPr>
         <w:suppressLineNumbers w:val="0"/>
         <w:pBdr>
@@ -1292,7 +1493,7 @@
           <w:szCs w:val="13"/>
           <w:bdr w:val="none" w:color="auto" w:sz="0" w:space="0"/>
         </w:rPr>
-        <w:t>企业定向录取的学生</w:t>
+        <w:t>有色 / 冶金 / 稀土：江西铜业、中国铝业、中国稀土集团、宝武钢铁、紫金矿业、中国黄金、五矿集团</w:t>
       </w:r>
     </w:p>
     <w:p>
@@ -1302,7 +1503,587 @@
         <w:widowControl/>
         <w:numPr>
           <w:ilvl w:val="0"/>
-          <w:numId w:val="6"/>
+          <w:numId w:val="7"/>
+        </w:numPr>
+        <w:suppressLineNumbers w:val="0"/>
+        <w:pBdr>
+          <w:top w:val="none" w:color="auto" w:sz="0" w:space="0"/>
+          <w:left w:val="none" w:color="auto" w:sz="0" w:space="0"/>
+          <w:bottom w:val="none" w:color="auto" w:sz="0" w:space="0"/>
+          <w:right w:val="none" w:color="auto" w:sz="0" w:space="0"/>
+        </w:pBdr>
+        <w:spacing w:before="0" w:beforeAutospacing="0" w:after="0" w:afterAutospacing="0" w:line="206" w:lineRule="atLeast"/>
+        <w:ind w:left="0" w:right="0" w:hanging="360"/>
+        <w:rPr>
+          <w:color w:val="000000"/>
+          <w:sz w:val="13"/>
+          <w:szCs w:val="13"/>
+        </w:rPr>
+      </w:pPr>
+      <w:r>
+        <w:rPr>
+          <w:color w:val="000000"/>
+          <w:sz w:val="13"/>
+          <w:szCs w:val="13"/>
+          <w:bdr w:val="none" w:color="auto" w:sz="0" w:space="0"/>
+        </w:rPr>
+        <w:t>新能源 / 材料：宁德时代、比亚迪、赣锋锂业、华友钴业、格林美</w:t>
+      </w:r>
+    </w:p>
+    <w:p>
+      <w:pPr>
+        <w:keepNext w:val="0"/>
+        <w:keepLines w:val="0"/>
+        <w:widowControl/>
+        <w:numPr>
+          <w:ilvl w:val="0"/>
+          <w:numId w:val="7"/>
+        </w:numPr>
+        <w:suppressLineNumbers w:val="0"/>
+        <w:pBdr>
+          <w:top w:val="none" w:color="auto" w:sz="0" w:space="0"/>
+          <w:left w:val="none" w:color="auto" w:sz="0" w:space="0"/>
+          <w:bottom w:val="none" w:color="auto" w:sz="0" w:space="0"/>
+          <w:right w:val="none" w:color="auto" w:sz="0" w:space="0"/>
+        </w:pBdr>
+        <w:spacing w:before="0" w:beforeAutospacing="0" w:after="0" w:afterAutospacing="0" w:line="206" w:lineRule="atLeast"/>
+        <w:ind w:left="0" w:right="0" w:hanging="360"/>
+        <w:rPr>
+          <w:color w:val="000000"/>
+          <w:sz w:val="13"/>
+          <w:szCs w:val="13"/>
+        </w:rPr>
+      </w:pPr>
+      <w:r>
+        <w:rPr>
+          <w:color w:val="000000"/>
+          <w:sz w:val="13"/>
+          <w:szCs w:val="13"/>
+          <w:bdr w:val="none" w:color="auto" w:sz="0" w:space="0"/>
+        </w:rPr>
+        <w:t>电力 / 基建：国家电网、国家电投、中铁、中建、中冶</w:t>
+      </w:r>
+    </w:p>
+    <w:p>
+      <w:pPr>
+        <w:keepNext w:val="0"/>
+        <w:keepLines w:val="0"/>
+        <w:widowControl/>
+        <w:numPr>
+          <w:ilvl w:val="0"/>
+          <w:numId w:val="7"/>
+        </w:numPr>
+        <w:suppressLineNumbers w:val="0"/>
+        <w:pBdr>
+          <w:top w:val="none" w:color="auto" w:sz="0" w:space="0"/>
+          <w:left w:val="none" w:color="auto" w:sz="0" w:space="0"/>
+          <w:bottom w:val="none" w:color="auto" w:sz="0" w:space="0"/>
+          <w:right w:val="none" w:color="auto" w:sz="0" w:space="0"/>
+        </w:pBdr>
+        <w:spacing w:before="0" w:beforeAutospacing="0" w:after="0" w:afterAutospacing="0" w:line="206" w:lineRule="atLeast"/>
+        <w:ind w:left="0" w:right="0" w:hanging="360"/>
+        <w:rPr>
+          <w:color w:val="000000"/>
+          <w:sz w:val="13"/>
+          <w:szCs w:val="13"/>
+        </w:rPr>
+      </w:pPr>
+      <w:r>
+        <w:rPr>
+          <w:color w:val="000000"/>
+          <w:sz w:val="13"/>
+          <w:szCs w:val="13"/>
+          <w:bdr w:val="none" w:color="auto" w:sz="0" w:space="0"/>
+        </w:rPr>
+        <w:t>其他：部分进入银行系统、选调生 / 公务员，计算机与软件类多去往珠三角电子信息企业</w:t>
+      </w:r>
+    </w:p>
+    <w:p>
+      <w:pPr>
+        <w:keepNext w:val="0"/>
+        <w:keepLines w:val="0"/>
+        <w:widowControl/>
+        <w:suppressLineNumbers w:val="0"/>
+        <w:pBdr>
+          <w:top w:val="none" w:color="auto" w:sz="0" w:space="0"/>
+          <w:left w:val="none" w:color="auto" w:sz="0" w:space="0"/>
+          <w:bottom w:val="none" w:color="auto" w:sz="0" w:space="0"/>
+          <w:right w:val="none" w:color="auto" w:sz="0" w:space="0"/>
+        </w:pBdr>
+        <w:spacing w:before="0" w:beforeAutospacing="0" w:after="0" w:afterAutospacing="0" w:line="206" w:lineRule="atLeast"/>
+        <w:ind w:left="0" w:right="0"/>
+        <w:jc w:val="left"/>
+        <w:rPr>
+          <w:color w:val="000000"/>
+          <w:sz w:val="13"/>
+          <w:szCs w:val="13"/>
+        </w:rPr>
+      </w:pPr>
+      <w:r>
+        <w:rPr>
+          <w:rStyle w:val="6"/>
+          <w:rFonts w:ascii="宋体" w:hAnsi="宋体" w:eastAsia="宋体" w:cs="宋体"/>
+          <w:color w:val="000000"/>
+          <w:kern w:val="0"/>
+          <w:sz w:val="13"/>
+          <w:szCs w:val="13"/>
+          <w:bdr w:val="none" w:color="auto" w:sz="0" w:space="0"/>
+          <w:lang w:val="en-US" w:eastAsia="zh-CN" w:bidi="ar"/>
+        </w:rPr>
+        <w:t>就业地域流向：</w:t>
+      </w:r>
+    </w:p>
+    <w:p>
+      <w:pPr>
+        <w:keepNext w:val="0"/>
+        <w:keepLines w:val="0"/>
+        <w:widowControl/>
+        <w:numPr>
+          <w:ilvl w:val="0"/>
+          <w:numId w:val="8"/>
+        </w:numPr>
+        <w:suppressLineNumbers w:val="0"/>
+        <w:pBdr>
+          <w:top w:val="none" w:color="auto" w:sz="0" w:space="0"/>
+          <w:left w:val="none" w:color="auto" w:sz="0" w:space="0"/>
+          <w:bottom w:val="none" w:color="auto" w:sz="0" w:space="0"/>
+          <w:right w:val="none" w:color="auto" w:sz="0" w:space="0"/>
+        </w:pBdr>
+        <w:spacing w:before="0" w:beforeAutospacing="0" w:after="0" w:afterAutospacing="0" w:line="206" w:lineRule="atLeast"/>
+        <w:ind w:left="0" w:right="0" w:hanging="360"/>
+        <w:rPr>
+          <w:color w:val="000000"/>
+          <w:sz w:val="13"/>
+          <w:szCs w:val="13"/>
+        </w:rPr>
+      </w:pPr>
+      <w:r>
+        <w:rPr>
+          <w:color w:val="000000"/>
+          <w:sz w:val="13"/>
+          <w:szCs w:val="13"/>
+          <w:bdr w:val="none" w:color="auto" w:sz="0" w:space="0"/>
+        </w:rPr>
+        <w:t>江西省内约 40%~45%（赣州、南昌、九江为主）</w:t>
+      </w:r>
+    </w:p>
+    <w:p>
+      <w:pPr>
+        <w:keepNext w:val="0"/>
+        <w:keepLines w:val="0"/>
+        <w:widowControl/>
+        <w:numPr>
+          <w:ilvl w:val="0"/>
+          <w:numId w:val="8"/>
+        </w:numPr>
+        <w:suppressLineNumbers w:val="0"/>
+        <w:pBdr>
+          <w:top w:val="none" w:color="auto" w:sz="0" w:space="0"/>
+          <w:left w:val="none" w:color="auto" w:sz="0" w:space="0"/>
+          <w:bottom w:val="none" w:color="auto" w:sz="0" w:space="0"/>
+          <w:right w:val="none" w:color="auto" w:sz="0" w:space="0"/>
+        </w:pBdr>
+        <w:spacing w:before="0" w:beforeAutospacing="0" w:after="0" w:afterAutospacing="0" w:line="206" w:lineRule="atLeast"/>
+        <w:ind w:left="0" w:right="0" w:hanging="360"/>
+        <w:rPr>
+          <w:color w:val="000000"/>
+          <w:sz w:val="13"/>
+          <w:szCs w:val="13"/>
+        </w:rPr>
+      </w:pPr>
+      <w:r>
+        <w:rPr>
+          <w:color w:val="000000"/>
+          <w:sz w:val="13"/>
+          <w:szCs w:val="13"/>
+          <w:bdr w:val="none" w:color="auto" w:sz="0" w:space="0"/>
+        </w:rPr>
+        <w:t>珠三角（广东）约 15%~20%，以深圳、广州居多，校友网络强，在华南制造业和 IT 业较受欢迎</w:t>
+      </w:r>
+    </w:p>
+    <w:p>
+      <w:pPr>
+        <w:keepNext w:val="0"/>
+        <w:keepLines w:val="0"/>
+        <w:widowControl/>
+        <w:numPr>
+          <w:ilvl w:val="0"/>
+          <w:numId w:val="8"/>
+        </w:numPr>
+        <w:suppressLineNumbers w:val="0"/>
+        <w:pBdr>
+          <w:top w:val="none" w:color="auto" w:sz="0" w:space="0"/>
+          <w:left w:val="none" w:color="auto" w:sz="0" w:space="0"/>
+          <w:bottom w:val="none" w:color="auto" w:sz="0" w:space="0"/>
+          <w:right w:val="none" w:color="auto" w:sz="0" w:space="0"/>
+        </w:pBdr>
+        <w:spacing w:before="0" w:beforeAutospacing="0" w:after="0" w:afterAutospacing="0" w:line="206" w:lineRule="atLeast"/>
+        <w:ind w:left="0" w:right="0" w:hanging="360"/>
+        <w:rPr>
+          <w:color w:val="000000"/>
+          <w:sz w:val="13"/>
+          <w:szCs w:val="13"/>
+        </w:rPr>
+      </w:pPr>
+      <w:r>
+        <w:rPr>
+          <w:color w:val="000000"/>
+          <w:sz w:val="13"/>
+          <w:szCs w:val="13"/>
+          <w:bdr w:val="none" w:color="auto" w:sz="0" w:space="0"/>
+        </w:rPr>
+        <w:t>长三角（上海、浙江、江苏）约 10%~15%</w:t>
+      </w:r>
+      <w:bookmarkStart w:id="0" w:name="_GoBack"/>
+      <w:bookmarkEnd w:id="0"/>
+    </w:p>
+    <w:p>
+      <w:pPr>
+        <w:pStyle w:val="3"/>
+        <w:keepNext w:val="0"/>
+        <w:keepLines w:val="0"/>
+        <w:widowControl/>
+        <w:suppressLineNumbers w:val="0"/>
+        <w:pBdr>
+          <w:top w:val="none" w:color="auto" w:sz="0" w:space="0"/>
+          <w:left w:val="none" w:color="auto" w:sz="0" w:space="0"/>
+          <w:bottom w:val="none" w:color="auto" w:sz="0" w:space="0"/>
+          <w:right w:val="none" w:color="auto" w:sz="0" w:space="0"/>
+        </w:pBdr>
+        <w:spacing w:before="0" w:beforeAutospacing="0" w:after="0" w:afterAutospacing="0" w:line="206" w:lineRule="atLeast"/>
+        <w:ind w:left="0" w:right="0"/>
+        <w:rPr>
+          <w:color w:val="000000"/>
+          <w:sz w:val="13"/>
+          <w:szCs w:val="13"/>
+        </w:rPr>
+      </w:pPr>
+      <w:r>
+        <w:rPr>
+          <w:color w:val="000000"/>
+          <w:sz w:val="13"/>
+          <w:szCs w:val="13"/>
+          <w:bdr w:val="none" w:color="auto" w:sz="0" w:space="0"/>
+        </w:rPr>
+        <w:t>六、转专业政策</w:t>
+      </w:r>
+    </w:p>
+    <w:p>
+      <w:pPr>
+        <w:keepNext w:val="0"/>
+        <w:keepLines w:val="0"/>
+        <w:widowControl/>
+        <w:suppressLineNumbers w:val="0"/>
+        <w:pBdr>
+          <w:top w:val="none" w:color="auto" w:sz="0" w:space="0"/>
+          <w:left w:val="none" w:color="auto" w:sz="0" w:space="0"/>
+          <w:bottom w:val="none" w:color="auto" w:sz="0" w:space="0"/>
+          <w:right w:val="none" w:color="auto" w:sz="0" w:space="0"/>
+        </w:pBdr>
+        <w:spacing w:before="0" w:beforeAutospacing="0" w:after="0" w:afterAutospacing="0" w:line="206" w:lineRule="atLeast"/>
+        <w:ind w:left="0" w:right="0"/>
+        <w:jc w:val="left"/>
+        <w:rPr>
+          <w:color w:val="000000"/>
+          <w:sz w:val="13"/>
+          <w:szCs w:val="13"/>
+        </w:rPr>
+      </w:pPr>
+      <w:r>
+        <w:rPr>
+          <w:rStyle w:val="6"/>
+          <w:rFonts w:ascii="宋体" w:hAnsi="宋体" w:eastAsia="宋体" w:cs="宋体"/>
+          <w:color w:val="000000"/>
+          <w:kern w:val="0"/>
+          <w:sz w:val="13"/>
+          <w:szCs w:val="13"/>
+          <w:bdr w:val="none" w:color="auto" w:sz="0" w:space="0"/>
+          <w:lang w:val="en-US" w:eastAsia="zh-CN" w:bidi="ar"/>
+        </w:rPr>
+        <w:t>可申请的基本条件：</w:t>
+      </w:r>
+    </w:p>
+    <w:p>
+      <w:pPr>
+        <w:keepNext w:val="0"/>
+        <w:keepLines w:val="0"/>
+        <w:widowControl/>
+        <w:numPr>
+          <w:ilvl w:val="0"/>
+          <w:numId w:val="9"/>
+        </w:numPr>
+        <w:suppressLineNumbers w:val="0"/>
+        <w:pBdr>
+          <w:top w:val="none" w:color="auto" w:sz="0" w:space="0"/>
+          <w:left w:val="none" w:color="auto" w:sz="0" w:space="0"/>
+          <w:bottom w:val="none" w:color="auto" w:sz="0" w:space="0"/>
+          <w:right w:val="none" w:color="auto" w:sz="0" w:space="0"/>
+        </w:pBdr>
+        <w:spacing w:before="0" w:beforeAutospacing="0" w:after="0" w:afterAutospacing="0" w:line="206" w:lineRule="atLeast"/>
+        <w:ind w:left="0" w:right="0" w:hanging="360"/>
+        <w:rPr>
+          <w:color w:val="000000"/>
+          <w:sz w:val="13"/>
+          <w:szCs w:val="13"/>
+        </w:rPr>
+      </w:pPr>
+      <w:r>
+        <w:rPr>
+          <w:color w:val="000000"/>
+          <w:sz w:val="13"/>
+          <w:szCs w:val="13"/>
+          <w:bdr w:val="none" w:color="auto" w:sz="0" w:space="0"/>
+        </w:rPr>
+        <w:t>大一学生：加权成绩（平均分）达到 70 分及以上</w:t>
+      </w:r>
+    </w:p>
+    <w:p>
+      <w:pPr>
+        <w:keepNext w:val="0"/>
+        <w:keepLines w:val="0"/>
+        <w:widowControl/>
+        <w:numPr>
+          <w:ilvl w:val="0"/>
+          <w:numId w:val="9"/>
+        </w:numPr>
+        <w:suppressLineNumbers w:val="0"/>
+        <w:pBdr>
+          <w:top w:val="none" w:color="auto" w:sz="0" w:space="0"/>
+          <w:left w:val="none" w:color="auto" w:sz="0" w:space="0"/>
+          <w:bottom w:val="none" w:color="auto" w:sz="0" w:space="0"/>
+          <w:right w:val="none" w:color="auto" w:sz="0" w:space="0"/>
+        </w:pBdr>
+        <w:spacing w:before="0" w:beforeAutospacing="0" w:after="0" w:afterAutospacing="0" w:line="206" w:lineRule="atLeast"/>
+        <w:ind w:left="0" w:right="0" w:hanging="360"/>
+        <w:rPr>
+          <w:color w:val="000000"/>
+          <w:sz w:val="13"/>
+          <w:szCs w:val="13"/>
+        </w:rPr>
+      </w:pPr>
+      <w:r>
+        <w:rPr>
+          <w:color w:val="000000"/>
+          <w:sz w:val="13"/>
+          <w:szCs w:val="13"/>
+          <w:bdr w:val="none" w:color="auto" w:sz="0" w:space="0"/>
+        </w:rPr>
+        <w:t>大二及以上学生：对目标专业有浓厚兴趣，且转入该专业更有利于个人发展</w:t>
+      </w:r>
+    </w:p>
+    <w:p>
+      <w:pPr>
+        <w:keepNext w:val="0"/>
+        <w:keepLines w:val="0"/>
+        <w:widowControl/>
+        <w:numPr>
+          <w:ilvl w:val="0"/>
+          <w:numId w:val="9"/>
+        </w:numPr>
+        <w:suppressLineNumbers w:val="0"/>
+        <w:pBdr>
+          <w:top w:val="none" w:color="auto" w:sz="0" w:space="0"/>
+          <w:left w:val="none" w:color="auto" w:sz="0" w:space="0"/>
+          <w:bottom w:val="none" w:color="auto" w:sz="0" w:space="0"/>
+          <w:right w:val="none" w:color="auto" w:sz="0" w:space="0"/>
+        </w:pBdr>
+        <w:spacing w:before="0" w:beforeAutospacing="0" w:after="0" w:afterAutospacing="0" w:line="206" w:lineRule="atLeast"/>
+        <w:ind w:left="0" w:right="0" w:hanging="360"/>
+        <w:rPr>
+          <w:color w:val="000000"/>
+          <w:sz w:val="13"/>
+          <w:szCs w:val="13"/>
+        </w:rPr>
+      </w:pPr>
+      <w:r>
+        <w:rPr>
+          <w:color w:val="000000"/>
+          <w:sz w:val="13"/>
+          <w:szCs w:val="13"/>
+          <w:bdr w:val="none" w:color="auto" w:sz="0" w:space="0"/>
+        </w:rPr>
+        <w:t>身体原因：经学校指定医院检查证明，因疾病或生理缺陷不宜在原专业学习，但可在其他专业学习</w:t>
+      </w:r>
+    </w:p>
+    <w:p>
+      <w:pPr>
+        <w:keepNext w:val="0"/>
+        <w:keepLines w:val="0"/>
+        <w:widowControl/>
+        <w:suppressLineNumbers w:val="0"/>
+        <w:pBdr>
+          <w:top w:val="none" w:color="auto" w:sz="0" w:space="0"/>
+          <w:left w:val="none" w:color="auto" w:sz="0" w:space="0"/>
+          <w:bottom w:val="none" w:color="auto" w:sz="0" w:space="0"/>
+          <w:right w:val="none" w:color="auto" w:sz="0" w:space="0"/>
+        </w:pBdr>
+        <w:spacing w:before="0" w:beforeAutospacing="0" w:after="0" w:afterAutospacing="0" w:line="206" w:lineRule="atLeast"/>
+        <w:ind w:left="0" w:right="0"/>
+        <w:jc w:val="left"/>
+        <w:rPr>
+          <w:color w:val="000000"/>
+          <w:sz w:val="13"/>
+          <w:szCs w:val="13"/>
+        </w:rPr>
+      </w:pPr>
+      <w:r>
+        <w:rPr>
+          <w:rStyle w:val="6"/>
+          <w:rFonts w:ascii="宋体" w:hAnsi="宋体" w:eastAsia="宋体" w:cs="宋体"/>
+          <w:color w:val="000000"/>
+          <w:kern w:val="0"/>
+          <w:sz w:val="13"/>
+          <w:szCs w:val="13"/>
+          <w:bdr w:val="none" w:color="auto" w:sz="0" w:space="0"/>
+          <w:lang w:val="en-US" w:eastAsia="zh-CN" w:bidi="ar"/>
+        </w:rPr>
+        <w:t>不得申请转专业的情况：</w:t>
+      </w:r>
+    </w:p>
+    <w:p>
+      <w:pPr>
+        <w:keepNext w:val="0"/>
+        <w:keepLines w:val="0"/>
+        <w:widowControl/>
+        <w:numPr>
+          <w:ilvl w:val="0"/>
+          <w:numId w:val="10"/>
+        </w:numPr>
+        <w:suppressLineNumbers w:val="0"/>
+        <w:pBdr>
+          <w:top w:val="none" w:color="auto" w:sz="0" w:space="0"/>
+          <w:left w:val="none" w:color="auto" w:sz="0" w:space="0"/>
+          <w:bottom w:val="none" w:color="auto" w:sz="0" w:space="0"/>
+          <w:right w:val="none" w:color="auto" w:sz="0" w:space="0"/>
+        </w:pBdr>
+        <w:spacing w:before="0" w:beforeAutospacing="0" w:after="0" w:afterAutospacing="0" w:line="206" w:lineRule="atLeast"/>
+        <w:ind w:left="0" w:right="0" w:hanging="360"/>
+        <w:rPr>
+          <w:color w:val="000000"/>
+          <w:sz w:val="13"/>
+          <w:szCs w:val="13"/>
+        </w:rPr>
+      </w:pPr>
+      <w:r>
+        <w:rPr>
+          <w:color w:val="000000"/>
+          <w:sz w:val="13"/>
+          <w:szCs w:val="13"/>
+          <w:bdr w:val="none" w:color="auto" w:sz="0" w:space="0"/>
+        </w:rPr>
+        <w:t>从外校转学到江西理工大学的学生</w:t>
+      </w:r>
+    </w:p>
+    <w:p>
+      <w:pPr>
+        <w:keepNext w:val="0"/>
+        <w:keepLines w:val="0"/>
+        <w:widowControl/>
+        <w:numPr>
+          <w:ilvl w:val="0"/>
+          <w:numId w:val="10"/>
+        </w:numPr>
+        <w:suppressLineNumbers w:val="0"/>
+        <w:pBdr>
+          <w:top w:val="none" w:color="auto" w:sz="0" w:space="0"/>
+          <w:left w:val="none" w:color="auto" w:sz="0" w:space="0"/>
+          <w:bottom w:val="none" w:color="auto" w:sz="0" w:space="0"/>
+          <w:right w:val="none" w:color="auto" w:sz="0" w:space="0"/>
+        </w:pBdr>
+        <w:spacing w:before="0" w:beforeAutospacing="0" w:after="0" w:afterAutospacing="0" w:line="206" w:lineRule="atLeast"/>
+        <w:ind w:left="0" w:right="0" w:hanging="360"/>
+        <w:rPr>
+          <w:color w:val="000000"/>
+          <w:sz w:val="13"/>
+          <w:szCs w:val="13"/>
+        </w:rPr>
+      </w:pPr>
+      <w:r>
+        <w:rPr>
+          <w:color w:val="000000"/>
+          <w:sz w:val="13"/>
+          <w:szCs w:val="13"/>
+          <w:bdr w:val="none" w:color="auto" w:sz="0" w:space="0"/>
+        </w:rPr>
+        <w:t>正在休学、保留学籍或保留入学资格期间的学生</w:t>
+      </w:r>
+    </w:p>
+    <w:p>
+      <w:pPr>
+        <w:keepNext w:val="0"/>
+        <w:keepLines w:val="0"/>
+        <w:widowControl/>
+        <w:numPr>
+          <w:ilvl w:val="0"/>
+          <w:numId w:val="10"/>
+        </w:numPr>
+        <w:suppressLineNumbers w:val="0"/>
+        <w:pBdr>
+          <w:top w:val="none" w:color="auto" w:sz="0" w:space="0"/>
+          <w:left w:val="none" w:color="auto" w:sz="0" w:space="0"/>
+          <w:bottom w:val="none" w:color="auto" w:sz="0" w:space="0"/>
+          <w:right w:val="none" w:color="auto" w:sz="0" w:space="0"/>
+        </w:pBdr>
+        <w:spacing w:before="0" w:beforeAutospacing="0" w:after="0" w:afterAutospacing="0" w:line="206" w:lineRule="atLeast"/>
+        <w:ind w:left="0" w:right="0" w:hanging="360"/>
+        <w:rPr>
+          <w:color w:val="000000"/>
+          <w:sz w:val="13"/>
+          <w:szCs w:val="13"/>
+        </w:rPr>
+      </w:pPr>
+      <w:r>
+        <w:rPr>
+          <w:color w:val="000000"/>
+          <w:sz w:val="13"/>
+          <w:szCs w:val="13"/>
+          <w:bdr w:val="none" w:color="auto" w:sz="0" w:space="0"/>
+        </w:rPr>
+        <w:t>特殊招生形式录取的学生，包括保送生、高水平运动员、艺术团、中外合作办学、各类专项计划（如苏区专项、高校专项）等</w:t>
+      </w:r>
+    </w:p>
+    <w:p>
+      <w:pPr>
+        <w:keepNext w:val="0"/>
+        <w:keepLines w:val="0"/>
+        <w:widowControl/>
+        <w:numPr>
+          <w:ilvl w:val="0"/>
+          <w:numId w:val="10"/>
+        </w:numPr>
+        <w:suppressLineNumbers w:val="0"/>
+        <w:pBdr>
+          <w:top w:val="none" w:color="auto" w:sz="0" w:space="0"/>
+          <w:left w:val="none" w:color="auto" w:sz="0" w:space="0"/>
+          <w:bottom w:val="none" w:color="auto" w:sz="0" w:space="0"/>
+          <w:right w:val="none" w:color="auto" w:sz="0" w:space="0"/>
+        </w:pBdr>
+        <w:spacing w:before="0" w:beforeAutospacing="0" w:after="0" w:afterAutospacing="0" w:line="206" w:lineRule="atLeast"/>
+        <w:ind w:left="0" w:right="0" w:hanging="360"/>
+        <w:rPr>
+          <w:color w:val="000000"/>
+          <w:sz w:val="13"/>
+          <w:szCs w:val="13"/>
+        </w:rPr>
+      </w:pPr>
+      <w:r>
+        <w:rPr>
+          <w:color w:val="000000"/>
+          <w:sz w:val="13"/>
+          <w:szCs w:val="13"/>
+          <w:bdr w:val="none" w:color="auto" w:sz="0" w:space="0"/>
+        </w:rPr>
+        <w:t>企业定向录取的学生</w:t>
+      </w:r>
+    </w:p>
+    <w:p>
+      <w:pPr>
+        <w:keepNext w:val="0"/>
+        <w:keepLines w:val="0"/>
+        <w:widowControl/>
+        <w:numPr>
+          <w:ilvl w:val="0"/>
+          <w:numId w:val="10"/>
         </w:numPr>
         <w:suppressLineNumbers w:val="0"/>
         <w:pBdr>
@@ -1343,9 +2124,9 @@
 <file path=word/numbering.xml><?xml version="1.0" encoding="utf-8"?>
 <w:numbering xmlns:wpc="http://schemas.microsoft.com/office/word/2010/wordprocessingCanvas" xmlns:mc="http://schemas.openxmlformats.org/markup-compatibility/2006" xmlns:o="urn:schemas-microsoft-com:office:office" xmlns:r="http://schemas.openxmlformats.org/officeDocument/2006/relationships" xmlns:m="http://schemas.openxmlformats.org/officeDocument/2006/math" xmlns:v="urn:schemas-microsoft-com:vml" xmlns:wp14="http://schemas.microsoft.com/office/word/2010/wordprocessingDrawing" xmlns:wp="http://schemas.openxmlformats.org/drawingml/2006/wordprocessingDrawing" xmlns:w10="urn:schemas-microsoft-com:office:word" xmlns:w="http://schemas.openxmlformats.org/wordprocessingml/2006/main" xmlns:w14="http://schemas.microsoft.com/office/word/2010/wordml" xmlns:wpg="http://schemas.microsoft.com/office/word/2010/wordprocessingGroup" xmlns:wpi="http://schemas.microsoft.com/office/word/2010/wordprocessingInk" xmlns:wne="http://schemas.microsoft.com/office/word/2006/wordml" xmlns:wps="http://schemas.microsoft.com/office/word/2010/wordprocessingShape" xmlns:wpsCustomData="http://www.wps.cn/officeDocument/2013/wpsCustomData" mc:Ignorable="w14 wp14">
   <w:abstractNum w:abstractNumId="0">
-    <w:nsid w:val="C0F2AF47"/>
+    <w:nsid w:val="968F3CEB"/>
     <w:multiLevelType w:val="multilevel"/>
-    <w:tmpl w:val="C0F2AF47"/>
+    <w:tmpl w:val="968F3CEB"/>
     <w:lvl w:ilvl="0" w:tentative="0">
       <w:start w:val="1"/>
       <w:numFmt w:val="decimal"/>
@@ -1492,9 +2273,9 @@
     </w:lvl>
   </w:abstractNum>
   <w:abstractNum w:abstractNumId="1">
-    <w:nsid w:val="C12E5D4B"/>
+    <w:nsid w:val="9D89E33E"/>
     <w:multiLevelType w:val="multilevel"/>
-    <w:tmpl w:val="C12E5D4B"/>
+    <w:tmpl w:val="9D89E33E"/>
     <w:lvl w:ilvl="0" w:tentative="0">
       <w:start w:val="1"/>
       <w:numFmt w:val="bullet"/>
@@ -1641,9 +2422,9 @@
     </w:lvl>
   </w:abstractNum>
   <w:abstractNum w:abstractNumId="2">
-    <w:nsid w:val="EFBD6101"/>
+    <w:nsid w:val="CD1DE276"/>
     <w:multiLevelType w:val="multilevel"/>
-    <w:tmpl w:val="EFBD6101"/>
+    <w:tmpl w:val="CD1DE276"/>
     <w:lvl w:ilvl="0" w:tentative="0">
       <w:start w:val="1"/>
       <w:numFmt w:val="bullet"/>
@@ -1790,9 +2571,9 @@
     </w:lvl>
   </w:abstractNum>
   <w:abstractNum w:abstractNumId="3">
-    <w:nsid w:val="1570F6C4"/>
+    <w:nsid w:val="E08F655F"/>
     <w:multiLevelType w:val="multilevel"/>
-    <w:tmpl w:val="1570F6C4"/>
+    <w:tmpl w:val="E08F655F"/>
     <w:lvl w:ilvl="0" w:tentative="0">
       <w:start w:val="1"/>
       <w:numFmt w:val="bullet"/>
@@ -1939,9 +2720,9 @@
     </w:lvl>
   </w:abstractNum>
   <w:abstractNum w:abstractNumId="4">
-    <w:nsid w:val="2DCAB9E6"/>
+    <w:nsid w:val="F45EC668"/>
     <w:multiLevelType w:val="multilevel"/>
-    <w:tmpl w:val="2DCAB9E6"/>
+    <w:tmpl w:val="F45EC668"/>
     <w:lvl w:ilvl="0" w:tentative="0">
       <w:start w:val="1"/>
       <w:numFmt w:val="bullet"/>
@@ -2088,9 +2869,9 @@
     </w:lvl>
   </w:abstractNum>
   <w:abstractNum w:abstractNumId="5">
-    <w:nsid w:val="3902F089"/>
+    <w:nsid w:val="FEF8796E"/>
     <w:multiLevelType w:val="multilevel"/>
-    <w:tmpl w:val="3902F089"/>
+    <w:tmpl w:val="FEF8796E"/>
     <w:lvl w:ilvl="0" w:tentative="0">
       <w:start w:val="1"/>
       <w:numFmt w:val="bullet"/>
@@ -2136,6 +2917,602 @@
       </w:pPr>
       <w:rPr>
         <w:rFonts w:ascii="Wingdings" w:hAnsi="Wingdings" w:cs="Wingdings"/>
+        <w:sz w:val="20"/>
+      </w:rPr>
+    </w:lvl>
+    <w:lvl w:ilvl="3" w:tentative="0">
+      <w:start w:val="1"/>
+      <w:numFmt w:val="bullet"/>
+      <w:lvlText w:val=""/>
+      <w:lvlJc w:val="left"/>
+      <w:pPr>
+        <w:tabs>
+          <w:tab w:val="left" w:pos="2880"/>
+        </w:tabs>
+        <w:ind w:left="2880" w:hanging="360"/>
+      </w:pPr>
+      <w:rPr>
+        <w:rFonts w:hint="default" w:ascii="Wingdings" w:hAnsi="Wingdings" w:cs="Wingdings"/>
+        <w:sz w:val="20"/>
+      </w:rPr>
+    </w:lvl>
+    <w:lvl w:ilvl="4" w:tentative="0">
+      <w:start w:val="1"/>
+      <w:numFmt w:val="bullet"/>
+      <w:lvlText w:val=""/>
+      <w:lvlJc w:val="left"/>
+      <w:pPr>
+        <w:tabs>
+          <w:tab w:val="left" w:pos="3600"/>
+        </w:tabs>
+        <w:ind w:left="3600" w:hanging="360"/>
+      </w:pPr>
+      <w:rPr>
+        <w:rFonts w:hint="default" w:ascii="Wingdings" w:hAnsi="Wingdings" w:cs="Wingdings"/>
+        <w:sz w:val="20"/>
+      </w:rPr>
+    </w:lvl>
+    <w:lvl w:ilvl="5" w:tentative="0">
+      <w:start w:val="1"/>
+      <w:numFmt w:val="bullet"/>
+      <w:lvlText w:val=""/>
+      <w:lvlJc w:val="left"/>
+      <w:pPr>
+        <w:tabs>
+          <w:tab w:val="left" w:pos="4320"/>
+        </w:tabs>
+        <w:ind w:left="4320" w:hanging="360"/>
+      </w:pPr>
+      <w:rPr>
+        <w:rFonts w:hint="default" w:ascii="Wingdings" w:hAnsi="Wingdings" w:cs="Wingdings"/>
+        <w:sz w:val="20"/>
+      </w:rPr>
+    </w:lvl>
+    <w:lvl w:ilvl="6" w:tentative="0">
+      <w:start w:val="1"/>
+      <w:numFmt w:val="bullet"/>
+      <w:lvlText w:val=""/>
+      <w:lvlJc w:val="left"/>
+      <w:pPr>
+        <w:tabs>
+          <w:tab w:val="left" w:pos="5040"/>
+        </w:tabs>
+        <w:ind w:left="5040" w:hanging="360"/>
+      </w:pPr>
+      <w:rPr>
+        <w:rFonts w:hint="default" w:ascii="Wingdings" w:hAnsi="Wingdings" w:cs="Wingdings"/>
+        <w:sz w:val="20"/>
+      </w:rPr>
+    </w:lvl>
+    <w:lvl w:ilvl="7" w:tentative="0">
+      <w:start w:val="1"/>
+      <w:numFmt w:val="bullet"/>
+      <w:lvlText w:val=""/>
+      <w:lvlJc w:val="left"/>
+      <w:pPr>
+        <w:tabs>
+          <w:tab w:val="left" w:pos="5760"/>
+        </w:tabs>
+        <w:ind w:left="5760" w:hanging="360"/>
+      </w:pPr>
+      <w:rPr>
+        <w:rFonts w:hint="default" w:ascii="Wingdings" w:hAnsi="Wingdings" w:cs="Wingdings"/>
+        <w:sz w:val="20"/>
+      </w:rPr>
+    </w:lvl>
+    <w:lvl w:ilvl="8" w:tentative="0">
+      <w:start w:val="1"/>
+      <w:numFmt w:val="bullet"/>
+      <w:lvlText w:val=""/>
+      <w:lvlJc w:val="left"/>
+      <w:pPr>
+        <w:tabs>
+          <w:tab w:val="left" w:pos="6480"/>
+        </w:tabs>
+        <w:ind w:left="6480" w:hanging="360"/>
+      </w:pPr>
+      <w:rPr>
+        <w:rFonts w:hint="default" w:ascii="Wingdings" w:hAnsi="Wingdings" w:cs="Wingdings"/>
+        <w:sz w:val="20"/>
+      </w:rPr>
+    </w:lvl>
+  </w:abstractNum>
+  <w:abstractNum w:abstractNumId="6">
+    <w:nsid w:val="06C47178"/>
+    <w:multiLevelType w:val="multilevel"/>
+    <w:tmpl w:val="06C47178"/>
+    <w:lvl w:ilvl="0" w:tentative="0">
+      <w:start w:val="1"/>
+      <w:numFmt w:val="bullet"/>
+      <w:lvlText w:val=""/>
+      <w:lvlJc w:val="left"/>
+      <w:pPr>
+        <w:tabs>
+          <w:tab w:val="left" w:pos="720"/>
+        </w:tabs>
+        <w:ind w:left="720" w:hanging="360"/>
+      </w:pPr>
+      <w:rPr>
+        <w:rFonts w:hint="default" w:ascii="Symbol" w:hAnsi="Symbol" w:cs="Symbol"/>
+        <w:sz w:val="20"/>
+      </w:rPr>
+    </w:lvl>
+    <w:lvl w:ilvl="1" w:tentative="0">
+      <w:start w:val="1"/>
+      <w:numFmt w:val="bullet"/>
+      <w:lvlText w:val="o"/>
+      <w:lvlJc w:val="left"/>
+      <w:pPr>
+        <w:tabs>
+          <w:tab w:val="left" w:pos="1440"/>
+        </w:tabs>
+        <w:ind w:left="1440" w:hanging="360"/>
+      </w:pPr>
+      <w:rPr>
+        <w:rFonts w:hint="default" w:ascii="Courier New" w:hAnsi="Courier New" w:cs="Courier New"/>
+        <w:sz w:val="20"/>
+      </w:rPr>
+    </w:lvl>
+    <w:lvl w:ilvl="2" w:tentative="0">
+      <w:start w:val="1"/>
+      <w:numFmt w:val="bullet"/>
+      <w:lvlText w:val=""/>
+      <w:lvlJc w:val="left"/>
+      <w:pPr>
+        <w:tabs>
+          <w:tab w:val="left" w:pos="2160"/>
+        </w:tabs>
+        <w:ind w:left="2160" w:hanging="360"/>
+      </w:pPr>
+      <w:rPr>
+        <w:rFonts w:hint="default" w:ascii="Wingdings" w:hAnsi="Wingdings" w:cs="Wingdings"/>
+        <w:sz w:val="20"/>
+      </w:rPr>
+    </w:lvl>
+    <w:lvl w:ilvl="3" w:tentative="0">
+      <w:start w:val="1"/>
+      <w:numFmt w:val="bullet"/>
+      <w:lvlText w:val=""/>
+      <w:lvlJc w:val="left"/>
+      <w:pPr>
+        <w:tabs>
+          <w:tab w:val="left" w:pos="2880"/>
+        </w:tabs>
+        <w:ind w:left="2880" w:hanging="360"/>
+      </w:pPr>
+      <w:rPr>
+        <w:rFonts w:hint="default" w:ascii="Wingdings" w:hAnsi="Wingdings" w:cs="Wingdings"/>
+        <w:sz w:val="20"/>
+      </w:rPr>
+    </w:lvl>
+    <w:lvl w:ilvl="4" w:tentative="0">
+      <w:start w:val="1"/>
+      <w:numFmt w:val="bullet"/>
+      <w:lvlText w:val=""/>
+      <w:lvlJc w:val="left"/>
+      <w:pPr>
+        <w:tabs>
+          <w:tab w:val="left" w:pos="3600"/>
+        </w:tabs>
+        <w:ind w:left="3600" w:hanging="360"/>
+      </w:pPr>
+      <w:rPr>
+        <w:rFonts w:hint="default" w:ascii="Wingdings" w:hAnsi="Wingdings" w:cs="Wingdings"/>
+        <w:sz w:val="20"/>
+      </w:rPr>
+    </w:lvl>
+    <w:lvl w:ilvl="5" w:tentative="0">
+      <w:start w:val="1"/>
+      <w:numFmt w:val="bullet"/>
+      <w:lvlText w:val=""/>
+      <w:lvlJc w:val="left"/>
+      <w:pPr>
+        <w:tabs>
+          <w:tab w:val="left" w:pos="4320"/>
+        </w:tabs>
+        <w:ind w:left="4320" w:hanging="360"/>
+      </w:pPr>
+      <w:rPr>
+        <w:rFonts w:hint="default" w:ascii="Wingdings" w:hAnsi="Wingdings" w:cs="Wingdings"/>
+        <w:sz w:val="20"/>
+      </w:rPr>
+    </w:lvl>
+    <w:lvl w:ilvl="6" w:tentative="0">
+      <w:start w:val="1"/>
+      <w:numFmt w:val="bullet"/>
+      <w:lvlText w:val=""/>
+      <w:lvlJc w:val="left"/>
+      <w:pPr>
+        <w:tabs>
+          <w:tab w:val="left" w:pos="5040"/>
+        </w:tabs>
+        <w:ind w:left="5040" w:hanging="360"/>
+      </w:pPr>
+      <w:rPr>
+        <w:rFonts w:hint="default" w:ascii="Wingdings" w:hAnsi="Wingdings" w:cs="Wingdings"/>
+        <w:sz w:val="20"/>
+      </w:rPr>
+    </w:lvl>
+    <w:lvl w:ilvl="7" w:tentative="0">
+      <w:start w:val="1"/>
+      <w:numFmt w:val="bullet"/>
+      <w:lvlText w:val=""/>
+      <w:lvlJc w:val="left"/>
+      <w:pPr>
+        <w:tabs>
+          <w:tab w:val="left" w:pos="5760"/>
+        </w:tabs>
+        <w:ind w:left="5760" w:hanging="360"/>
+      </w:pPr>
+      <w:rPr>
+        <w:rFonts w:hint="default" w:ascii="Wingdings" w:hAnsi="Wingdings" w:cs="Wingdings"/>
+        <w:sz w:val="20"/>
+      </w:rPr>
+    </w:lvl>
+    <w:lvl w:ilvl="8" w:tentative="0">
+      <w:start w:val="1"/>
+      <w:numFmt w:val="bullet"/>
+      <w:lvlText w:val=""/>
+      <w:lvlJc w:val="left"/>
+      <w:pPr>
+        <w:tabs>
+          <w:tab w:val="left" w:pos="6480"/>
+        </w:tabs>
+        <w:ind w:left="6480" w:hanging="360"/>
+      </w:pPr>
+      <w:rPr>
+        <w:rFonts w:hint="default" w:ascii="Wingdings" w:hAnsi="Wingdings" w:cs="Wingdings"/>
+        <w:sz w:val="20"/>
+      </w:rPr>
+    </w:lvl>
+  </w:abstractNum>
+  <w:abstractNum w:abstractNumId="7">
+    <w:nsid w:val="36957630"/>
+    <w:multiLevelType w:val="multilevel"/>
+    <w:tmpl w:val="36957630"/>
+    <w:lvl w:ilvl="0" w:tentative="0">
+      <w:start w:val="1"/>
+      <w:numFmt w:val="bullet"/>
+      <w:lvlText w:val=""/>
+      <w:lvlJc w:val="left"/>
+      <w:pPr>
+        <w:tabs>
+          <w:tab w:val="left" w:pos="720"/>
+        </w:tabs>
+        <w:ind w:left="720" w:hanging="360"/>
+      </w:pPr>
+      <w:rPr>
+        <w:rFonts w:hint="default" w:ascii="Symbol" w:hAnsi="Symbol" w:cs="Symbol"/>
+        <w:sz w:val="20"/>
+      </w:rPr>
+    </w:lvl>
+    <w:lvl w:ilvl="1" w:tentative="0">
+      <w:start w:val="1"/>
+      <w:numFmt w:val="bullet"/>
+      <w:lvlText w:val="o"/>
+      <w:lvlJc w:val="left"/>
+      <w:pPr>
+        <w:tabs>
+          <w:tab w:val="left" w:pos="1440"/>
+        </w:tabs>
+        <w:ind w:left="1440" w:hanging="360"/>
+      </w:pPr>
+      <w:rPr>
+        <w:rFonts w:hint="default" w:ascii="Courier New" w:hAnsi="Courier New" w:cs="Courier New"/>
+        <w:sz w:val="20"/>
+      </w:rPr>
+    </w:lvl>
+    <w:lvl w:ilvl="2" w:tentative="0">
+      <w:start w:val="1"/>
+      <w:numFmt w:val="bullet"/>
+      <w:lvlText w:val=""/>
+      <w:lvlJc w:val="left"/>
+      <w:pPr>
+        <w:tabs>
+          <w:tab w:val="left" w:pos="2160"/>
+        </w:tabs>
+        <w:ind w:left="2160" w:hanging="360"/>
+      </w:pPr>
+      <w:rPr>
+        <w:rFonts w:hint="default" w:ascii="Wingdings" w:hAnsi="Wingdings" w:cs="Wingdings"/>
+        <w:sz w:val="20"/>
+      </w:rPr>
+    </w:lvl>
+    <w:lvl w:ilvl="3" w:tentative="0">
+      <w:start w:val="1"/>
+      <w:numFmt w:val="bullet"/>
+      <w:lvlText w:val=""/>
+      <w:lvlJc w:val="left"/>
+      <w:pPr>
+        <w:tabs>
+          <w:tab w:val="left" w:pos="2880"/>
+        </w:tabs>
+        <w:ind w:left="2880" w:hanging="360"/>
+      </w:pPr>
+      <w:rPr>
+        <w:rFonts w:hint="default" w:ascii="Wingdings" w:hAnsi="Wingdings" w:cs="Wingdings"/>
+        <w:sz w:val="20"/>
+      </w:rPr>
+    </w:lvl>
+    <w:lvl w:ilvl="4" w:tentative="0">
+      <w:start w:val="1"/>
+      <w:numFmt w:val="bullet"/>
+      <w:lvlText w:val=""/>
+      <w:lvlJc w:val="left"/>
+      <w:pPr>
+        <w:tabs>
+          <w:tab w:val="left" w:pos="3600"/>
+        </w:tabs>
+        <w:ind w:left="3600" w:hanging="360"/>
+      </w:pPr>
+      <w:rPr>
+        <w:rFonts w:hint="default" w:ascii="Wingdings" w:hAnsi="Wingdings" w:cs="Wingdings"/>
+        <w:sz w:val="20"/>
+      </w:rPr>
+    </w:lvl>
+    <w:lvl w:ilvl="5" w:tentative="0">
+      <w:start w:val="1"/>
+      <w:numFmt w:val="bullet"/>
+      <w:lvlText w:val=""/>
+      <w:lvlJc w:val="left"/>
+      <w:pPr>
+        <w:tabs>
+          <w:tab w:val="left" w:pos="4320"/>
+        </w:tabs>
+        <w:ind w:left="4320" w:hanging="360"/>
+      </w:pPr>
+      <w:rPr>
+        <w:rFonts w:hint="default" w:ascii="Wingdings" w:hAnsi="Wingdings" w:cs="Wingdings"/>
+        <w:sz w:val="20"/>
+      </w:rPr>
+    </w:lvl>
+    <w:lvl w:ilvl="6" w:tentative="0">
+      <w:start w:val="1"/>
+      <w:numFmt w:val="bullet"/>
+      <w:lvlText w:val=""/>
+      <w:lvlJc w:val="left"/>
+      <w:pPr>
+        <w:tabs>
+          <w:tab w:val="left" w:pos="5040"/>
+        </w:tabs>
+        <w:ind w:left="5040" w:hanging="360"/>
+      </w:pPr>
+      <w:rPr>
+        <w:rFonts w:hint="default" w:ascii="Wingdings" w:hAnsi="Wingdings" w:cs="Wingdings"/>
+        <w:sz w:val="20"/>
+      </w:rPr>
+    </w:lvl>
+    <w:lvl w:ilvl="7" w:tentative="0">
+      <w:start w:val="1"/>
+      <w:numFmt w:val="bullet"/>
+      <w:lvlText w:val=""/>
+      <w:lvlJc w:val="left"/>
+      <w:pPr>
+        <w:tabs>
+          <w:tab w:val="left" w:pos="5760"/>
+        </w:tabs>
+        <w:ind w:left="5760" w:hanging="360"/>
+      </w:pPr>
+      <w:rPr>
+        <w:rFonts w:hint="default" w:ascii="Wingdings" w:hAnsi="Wingdings" w:cs="Wingdings"/>
+        <w:sz w:val="20"/>
+      </w:rPr>
+    </w:lvl>
+    <w:lvl w:ilvl="8" w:tentative="0">
+      <w:start w:val="1"/>
+      <w:numFmt w:val="bullet"/>
+      <w:lvlText w:val=""/>
+      <w:lvlJc w:val="left"/>
+      <w:pPr>
+        <w:tabs>
+          <w:tab w:val="left" w:pos="6480"/>
+        </w:tabs>
+        <w:ind w:left="6480" w:hanging="360"/>
+      </w:pPr>
+      <w:rPr>
+        <w:rFonts w:hint="default" w:ascii="Wingdings" w:hAnsi="Wingdings" w:cs="Wingdings"/>
+        <w:sz w:val="20"/>
+      </w:rPr>
+    </w:lvl>
+  </w:abstractNum>
+  <w:abstractNum w:abstractNumId="8">
+    <w:nsid w:val="3FC06EB8"/>
+    <w:multiLevelType w:val="multilevel"/>
+    <w:tmpl w:val="3FC06EB8"/>
+    <w:lvl w:ilvl="0" w:tentative="0">
+      <w:start w:val="1"/>
+      <w:numFmt w:val="bullet"/>
+      <w:lvlText w:val=""/>
+      <w:lvlJc w:val="left"/>
+      <w:pPr>
+        <w:tabs>
+          <w:tab w:val="left" w:pos="720"/>
+        </w:tabs>
+        <w:ind w:left="720" w:hanging="360"/>
+      </w:pPr>
+      <w:rPr>
+        <w:rFonts w:hint="default" w:ascii="Symbol" w:hAnsi="Symbol" w:cs="Symbol"/>
+        <w:sz w:val="20"/>
+      </w:rPr>
+    </w:lvl>
+    <w:lvl w:ilvl="1" w:tentative="0">
+      <w:start w:val="1"/>
+      <w:numFmt w:val="bullet"/>
+      <w:lvlText w:val="o"/>
+      <w:lvlJc w:val="left"/>
+      <w:pPr>
+        <w:tabs>
+          <w:tab w:val="left" w:pos="1440"/>
+        </w:tabs>
+        <w:ind w:left="1440" w:hanging="360"/>
+      </w:pPr>
+      <w:rPr>
+        <w:rFonts w:hint="default" w:ascii="Courier New" w:hAnsi="Courier New" w:cs="Courier New"/>
+        <w:sz w:val="20"/>
+      </w:rPr>
+    </w:lvl>
+    <w:lvl w:ilvl="2" w:tentative="0">
+      <w:start w:val="1"/>
+      <w:numFmt w:val="bullet"/>
+      <w:lvlText w:val=""/>
+      <w:lvlJc w:val="left"/>
+      <w:pPr>
+        <w:tabs>
+          <w:tab w:val="left" w:pos="2160"/>
+        </w:tabs>
+        <w:ind w:left="2160" w:hanging="360"/>
+      </w:pPr>
+      <w:rPr>
+        <w:rFonts w:hint="default" w:ascii="Wingdings" w:hAnsi="Wingdings" w:cs="Wingdings"/>
+        <w:sz w:val="20"/>
+      </w:rPr>
+    </w:lvl>
+    <w:lvl w:ilvl="3" w:tentative="0">
+      <w:start w:val="1"/>
+      <w:numFmt w:val="bullet"/>
+      <w:lvlText w:val=""/>
+      <w:lvlJc w:val="left"/>
+      <w:pPr>
+        <w:tabs>
+          <w:tab w:val="left" w:pos="2880"/>
+        </w:tabs>
+        <w:ind w:left="2880" w:hanging="360"/>
+      </w:pPr>
+      <w:rPr>
+        <w:rFonts w:hint="default" w:ascii="Wingdings" w:hAnsi="Wingdings" w:cs="Wingdings"/>
+        <w:sz w:val="20"/>
+      </w:rPr>
+    </w:lvl>
+    <w:lvl w:ilvl="4" w:tentative="0">
+      <w:start w:val="1"/>
+      <w:numFmt w:val="bullet"/>
+      <w:lvlText w:val=""/>
+      <w:lvlJc w:val="left"/>
+      <w:pPr>
+        <w:tabs>
+          <w:tab w:val="left" w:pos="3600"/>
+        </w:tabs>
+        <w:ind w:left="3600" w:hanging="360"/>
+      </w:pPr>
+      <w:rPr>
+        <w:rFonts w:hint="default" w:ascii="Wingdings" w:hAnsi="Wingdings" w:cs="Wingdings"/>
+        <w:sz w:val="20"/>
+      </w:rPr>
+    </w:lvl>
+    <w:lvl w:ilvl="5" w:tentative="0">
+      <w:start w:val="1"/>
+      <w:numFmt w:val="bullet"/>
+      <w:lvlText w:val=""/>
+      <w:lvlJc w:val="left"/>
+      <w:pPr>
+        <w:tabs>
+          <w:tab w:val="left" w:pos="4320"/>
+        </w:tabs>
+        <w:ind w:left="4320" w:hanging="360"/>
+      </w:pPr>
+      <w:rPr>
+        <w:rFonts w:hint="default" w:ascii="Wingdings" w:hAnsi="Wingdings" w:cs="Wingdings"/>
+        <w:sz w:val="20"/>
+      </w:rPr>
+    </w:lvl>
+    <w:lvl w:ilvl="6" w:tentative="0">
+      <w:start w:val="1"/>
+      <w:numFmt w:val="bullet"/>
+      <w:lvlText w:val=""/>
+      <w:lvlJc w:val="left"/>
+      <w:pPr>
+        <w:tabs>
+          <w:tab w:val="left" w:pos="5040"/>
+        </w:tabs>
+        <w:ind w:left="5040" w:hanging="360"/>
+      </w:pPr>
+      <w:rPr>
+        <w:rFonts w:hint="default" w:ascii="Wingdings" w:hAnsi="Wingdings" w:cs="Wingdings"/>
+        <w:sz w:val="20"/>
+      </w:rPr>
+    </w:lvl>
+    <w:lvl w:ilvl="7" w:tentative="0">
+      <w:start w:val="1"/>
+      <w:numFmt w:val="bullet"/>
+      <w:lvlText w:val=""/>
+      <w:lvlJc w:val="left"/>
+      <w:pPr>
+        <w:tabs>
+          <w:tab w:val="left" w:pos="5760"/>
+        </w:tabs>
+        <w:ind w:left="5760" w:hanging="360"/>
+      </w:pPr>
+      <w:rPr>
+        <w:rFonts w:hint="default" w:ascii="Wingdings" w:hAnsi="Wingdings" w:cs="Wingdings"/>
+        <w:sz w:val="20"/>
+      </w:rPr>
+    </w:lvl>
+    <w:lvl w:ilvl="8" w:tentative="0">
+      <w:start w:val="1"/>
+      <w:numFmt w:val="bullet"/>
+      <w:lvlText w:val=""/>
+      <w:lvlJc w:val="left"/>
+      <w:pPr>
+        <w:tabs>
+          <w:tab w:val="left" w:pos="6480"/>
+        </w:tabs>
+        <w:ind w:left="6480" w:hanging="360"/>
+      </w:pPr>
+      <w:rPr>
+        <w:rFonts w:hint="default" w:ascii="Wingdings" w:hAnsi="Wingdings" w:cs="Wingdings"/>
+        <w:sz w:val="20"/>
+      </w:rPr>
+    </w:lvl>
+  </w:abstractNum>
+  <w:abstractNum w:abstractNumId="9">
+    <w:nsid w:val="50BB9496"/>
+    <w:multiLevelType w:val="multilevel"/>
+    <w:tmpl w:val="50BB9496"/>
+    <w:lvl w:ilvl="0" w:tentative="0">
+      <w:start w:val="1"/>
+      <w:numFmt w:val="bullet"/>
+      <w:lvlText w:val=""/>
+      <w:lvlJc w:val="left"/>
+      <w:pPr>
+        <w:tabs>
+          <w:tab w:val="left" w:pos="720"/>
+        </w:tabs>
+        <w:ind w:left="720" w:hanging="360"/>
+      </w:pPr>
+      <w:rPr>
+        <w:rFonts w:hint="default" w:ascii="Symbol" w:hAnsi="Symbol" w:cs="Symbol"/>
+        <w:sz w:val="20"/>
+      </w:rPr>
+    </w:lvl>
+    <w:lvl w:ilvl="1" w:tentative="0">
+      <w:start w:val="1"/>
+      <w:numFmt w:val="bullet"/>
+      <w:lvlText w:val="o"/>
+      <w:lvlJc w:val="left"/>
+      <w:pPr>
+        <w:tabs>
+          <w:tab w:val="left" w:pos="1440"/>
+        </w:tabs>
+        <w:ind w:left="1440" w:hanging="360"/>
+      </w:pPr>
+      <w:rPr>
+        <w:rFonts w:hint="default" w:ascii="Courier New" w:hAnsi="Courier New" w:cs="Courier New"/>
+        <w:sz w:val="20"/>
+      </w:rPr>
+    </w:lvl>
+    <w:lvl w:ilvl="2" w:tentative="0">
+      <w:start w:val="1"/>
+      <w:numFmt w:val="bullet"/>
+      <w:lvlText w:val=""/>
+      <w:lvlJc w:val="left"/>
+      <w:pPr>
+        <w:tabs>
+          <w:tab w:val="left" w:pos="2160"/>
+        </w:tabs>
+        <w:ind w:left="2160" w:hanging="360"/>
+      </w:pPr>
+      <w:rPr>
+        <w:rFonts w:hint="default" w:ascii="Wingdings" w:hAnsi="Wingdings" w:cs="Wingdings"/>
         <w:sz w:val="20"/>
       </w:rPr>
     </w:lvl>
@@ -2240,19 +3617,31 @@
     <w:abstractNumId w:val="5"/>
   </w:num>
   <w:num w:numId="2">
-    <w:abstractNumId w:val="2"/>
+    <w:abstractNumId w:val="6"/>
   </w:num>
   <w:num w:numId="3">
-    <w:abstractNumId w:val="3"/>
+    <w:abstractNumId w:val="7"/>
   </w:num>
   <w:num w:numId="4">
     <w:abstractNumId w:val="1"/>
   </w:num>
   <w:num w:numId="5">
+    <w:abstractNumId w:val="8"/>
+  </w:num>
+  <w:num w:numId="6">
+    <w:abstractNumId w:val="2"/>
+  </w:num>
+  <w:num w:numId="7">
+    <w:abstractNumId w:val="9"/>
+  </w:num>
+  <w:num w:numId="8">
+    <w:abstractNumId w:val="4"/>
+  </w:num>
+  <w:num w:numId="9">
     <w:abstractNumId w:val="0"/>
   </w:num>
-  <w:num w:numId="6">
-    <w:abstractNumId w:val="4"/>
+  <w:num w:numId="10">
+    <w:abstractNumId w:val="3"/>
   </w:num>
 </w:numbering>
 </file>
